--- a/courts/tenth-circuit/oklahoma/state/supreme-court/petition-for-writ/usage/OUTPUT-petition-for-writ.docx
+++ b/courts/tenth-circuit/oklahoma/state/supreme-court/petition-for-writ/usage/OUTPUT-petition-for-writ.docx
@@ -4908,7 +4908,7 @@
         <w:pStyle w:val="BodyText"/>
       </w:pPr>
       <w:r>
-        <w:t xml:space="preserve">1. On June 27, 2024, Oklahoma State Superintendent of Public Instruction Ryan Walters issued to all Oklahoma public-school superintendents a memorandum entitled “Immediate Implementation of Foundational Texts in Curriculum.” This directive orders all Oklahoma public schools to “incorporate the Bible, which includes the Ten Commandments, as an instructional support into the curriculum across specified grade levels, e.g., grades 5 through 12.” It further states, “Adherence to this mandate is compulsory. . . . Immediate and strict compliance is expected.”</w:t>
+        <w:t xml:space="preserve">1. On June 27, 2024, Oklahoma State Superintendent of Public Instruction Ryan Walters issued to all Oklahoma public-school superintendents a memorandum entitled “Immediate Implementation of Foundational Texts in Curriculum.” This directive orders all Oklahoma public schools to “incorporate the Bible, which includes the Ten Commandments, as an instructional support into the curriculum across specified grade levels, e.g., grades 5 through 12.” It further states, “Adherence to this mandate is compulsory. . . . Immediate and strict compliance is expected.”</w:t>
       </w:r>
     </w:p>
     <w:p>
@@ -4948,13 +4948,7 @@
         <w:pStyle w:val="BodyText"/>
       </w:pPr>
       <w:r>
-        <w:t xml:space="preserve">6. The Bible Education Mandate violates the Oklahoma Administrative Procedures Act (“OAPA”). It constitutes a rule under the OAPA. The OAPA requires detailed procedures to be followed to issue a rule, including provision of notice and a comment period. Superintendent Walters made no effort to follow these procedures. The Mandate also violates the OAPA because it is substantively unlawful. Under 70 O.S. § 11</w:t>
-      </w:r>
-      <w:r>
-        <w:noBreakHyphen/>
-      </w:r>
-      <w:r>
-        <w:t xml:space="preserve">103.6a(F), individual school districts have the authority to select the instructional materials that they will use. Respondents Superintendent Walters, the State Department of Education, and the State Board of Education have no such authority.</w:t>
+        <w:t xml:space="preserve">6. The Bible Education Mandate violates the Oklahoma Administrative Procedures Act (“OAPA”). It constitutes a rule under the OAPA. The OAPA requires detailed procedures to be followed to issue a rule, including provision of notice and a comment period. Superintendent Walters made no effort to follow these procedures. The Mandate also violates the OAPA because it is substantively unlawful. Under 70 O.S. § 11-⁠103.6a(F), individual school districts have the authority to select the instructional materials that they will use. Respondents Superintendent Walters, the State Department of Education, and the State Board of Education have no such authority.</w:t>
       </w:r>
     </w:p>
     <w:p>
@@ -5068,23 +5062,23 @@
         <w:pStyle w:val="BodyText"/>
       </w:pPr>
       <w:r>
-        <w:t xml:space="preserve">9. Petitioner Rev. Dr. Lori Walke is a resident of Oklahoma County, Oklahoma. She is the Senior Minister of Mayflower Congregational United Church of Christ in Oklahoma City. Rev. Walke pays various taxes to the State of Oklahoma, including individual income taxes, general sales taxes, motor-fuel taxes, motor-vehicle taxes, tobacco taxes, and alcoholic-beverage taxes. She also pays local property taxes to Oklahoma County. For the reasons stated below, Rev. Walke objects to the Bible Education Mandate and Superintendent Walters’s plan to further the Mandate by spending state funds to purchase Bibles for delivery to Oklahoma public schools. (Walke Decl. ¶¶ 1–5, Petitioners’ Appendix (“PA”) 151.)</w:t>
-      </w:r>
-    </w:p>
-    <w:p>
-      <w:pPr>
-        <w:pStyle w:val="BodyText"/>
-      </w:pPr>
-      <w:r>
-        <w:t xml:space="preserve">10. As a pastor, Rev. Walke cares deeply about religious freedom. She believes that by mandating one particular religious text, and not others, the Bible Education Mandate promotes one set of religious beliefs over others. This concerns Rev. Walke because her faith teaches her to value different perspectives. As a pastor, Rev. Walke believes that translating the Bible from the original manuscripts involves theological choices, and that choosing one particular translation as the official public-school version forces those theological choices onto children. Rev. Walke objects to her tax payments being used to support such sectarian choices. (Walke Decl. ¶¶ 6–8, PA151–52.)</w:t>
-      </w:r>
-    </w:p>
-    <w:p>
-      <w:pPr>
-        <w:pStyle w:val="BodyText"/>
-      </w:pPr>
-      <w:r>
-        <w:t xml:space="preserve">11. Rev. Walke believes that the King James Version of the Bible contains misleading gendered language describing God, gender roles, and sexual identity. She objects to her tax payments being used to spread these harmful misconceptions about the Bible. Rev. Walke further objects to her tax payments being used to purchase Bibles with leather or similar binding for classrooms when no other (or few other) classroom books are leather-bound or similarly bound. She believes that this physical distinction expresses the message that the Bible has always been a particular (and agreed-upon) collection of writings and that it is inerrant and infallible. Such a message stands in contrast to Rev. Walke’s understanding of the historical development of the biblical canon, as well as her belief that the Bible is both timeless and timebound. Rev. Walke also believes that Superintendent Walters’s planned purchase of Bibles would be illegal. (Walke Decl. ¶¶ 9–11, PA152.)</w:t>
+        <w:t xml:space="preserve">9. Petitioner Rev. Dr. Lori Walke is a resident of Oklahoma County, Oklahoma. She is the Senior Minister of Mayflower Congregational United Church of Christ in Oklahoma City. Rev. Walke pays various taxes to the State of Oklahoma, including individual income taxes, general sales taxes, motor-fuel taxes, motor-vehicle taxes, tobacco taxes, and alcoholic-beverage taxes. She also pays local property taxes to Oklahoma County. For the reasons stated below, Rev. Walke objects to the Bible Education Mandate and Superintendent Walters’s plan to further the Mandate by spending state funds to purchase Bibles for delivery to Oklahoma public schools. (Walke Decl. ¶¶ 1–⁠5, Petitioners’ Appendix (“PA”) 151.)</w:t>
+      </w:r>
+    </w:p>
+    <w:p>
+      <w:pPr>
+        <w:pStyle w:val="BodyText"/>
+      </w:pPr>
+      <w:r>
+        <w:t xml:space="preserve">10. As a pastor, Rev. Walke cares deeply about religious freedom. She believes that by mandating one particular religious text, and not others, the Bible Education Mandate promotes one set of religious beliefs over others. This concerns Rev. Walke because her faith teaches her to value different perspectives. As a pastor, Rev. Walke believes that translating the Bible from the original manuscripts involves theological choices, and that choosing one particular translation as the official public-school version forces those theological choices onto children. Rev. Walke objects to her tax payments being used to support such sectarian choices. (Walke Decl. ¶¶ 6–⁠8, PA151–52.)</w:t>
+      </w:r>
+    </w:p>
+    <w:p>
+      <w:pPr>
+        <w:pStyle w:val="BodyText"/>
+      </w:pPr>
+      <w:r>
+        <w:t xml:space="preserve">11. Rev. Walke believes that the King James Version of the Bible contains misleading gendered language describing God, gender roles, and sexual identity. She objects to her tax payments being used to spread these harmful misconceptions about the Bible. Rev. Walke further objects to her tax payments being used to purchase Bibles with leather or similar binding for classrooms when no other (or few other) classroom books are leather-bound or similarly bound. She believes that this physical distinction expresses the message that the Bible has always been a particular (and agreed-upon) collection of writings and that it is inerrant and infallible. Such a message stands in contrast to Rev. Walke’s understanding of the historical development of the biblical canon, as well as her belief that the Bible is both timeless and timebound. Rev. Walke also believes that Superintendent Walters’s planned purchase of Bibles would be illegal. (Walke Decl. ¶¶ 9–⁠11, PA152.)</w:t>
       </w:r>
     </w:p>
     <w:p>
@@ -5150,7 +5144,7 @@
         <w:pStyle w:val="BodyText"/>
       </w:pPr>
       <w:r>
-        <w:t xml:space="preserve">12. Petitioners Jenny Bobo and Preston Bobo bring this suit on behalf of themselves and on behalf of their minor child, P.B. Ms. Bobo, Mr. Bobo, and P.B. are residents of Payne County, Oklahoma. P.B. is enrolled at an Oklahoma public junior-high school (which is not a public charter school). Ms. Bobo is a full-time public-school teacher. She does not teach in a charter school. Ms. Bobo oversees the instruction of sixth- through twelfth-grade students in English, math, civics, and science, including by providing direct instruction via supplemental lessons in each of those subjects as required by state and district curricular requirements. For the reasons stated below, Ms. Bobo, Mr. Bobo, and P.B. object to and face harm from the Bible Education Mandate. (J. Bobo Decl. ¶¶ 1–5, PA113; P. Bobo Decl. ¶¶ 1–4, PA116.)</w:t>
+        <w:t xml:space="preserve">12. Petitioners Jenny Bobo and Preston Bobo bring this suit on behalf of themselves and on behalf of their minor child, P.B. Ms. Bobo, Mr. Bobo, and P.B. are residents of Payne County, Oklahoma. P.B. is enrolled at an Oklahoma public junior-high school (which is not a public charter school). Ms. Bobo is a full-time public-school teacher. She does not teach in a charter school. Ms. Bobo oversees the instruction of sixth- through twelfth-grade students in English, math, civics, and science, including by providing direct instruction via supplemental lessons in each of those subjects as required by state and district curricular requirements. For the reasons stated below, Ms. Bobo, Mr. Bobo, and P.B. object to and face harm from the Bible Education Mandate. (J. Bobo Decl. ¶¶ 1–⁠5, PA113; P. Bobo Decl. ¶¶ 1–⁠4, PA116.)</w:t>
       </w:r>
     </w:p>
     <w:p>
@@ -5166,7 +5160,7 @@
         <w:pStyle w:val="BodyText"/>
       </w:pPr>
       <w:r>
-        <w:t xml:space="preserve">14. Ms. Bobo believes that if she were to teach the Bible to her public-school students, she would be violating her students’ rights to a non-discriminatory education. As a teacher, Ms. Bobo knows that her students succeed when they are seen, heard, and respected. Implementing the Bible Education Mandate would disrespect Ms. Bobo’s students and ultimately prevent her from being an effective educator. She does not have the training or knowledge to present the Bible to her students in a way that respects their various faith backgrounds. She could not, in good conscience, teach the Bible to her public-school students. As a teacher, Ms. Bobo feels threatened by Superintendent Walters’s repeated warnings that teachers and school administrators will face serious negative consequences if they fail to implement the Bible Education Mandate. Ms. Bobo fears that Superintendent Walters will revoke her teaching license if she does not comply with the Mandate. The Bible Education Mandate thus forces Ms. Bobo to choose between preserving her teaching license and following her conscience. (J. Bobo Decl. ¶¶ 7–8, PA113–14.)</w:t>
+        <w:t xml:space="preserve">14. Ms. Bobo believes that if she were to teach the Bible to her public-school students, she would be violating her students’ rights to a non-discriminatory education. As a teacher, Ms. Bobo knows that her students succeed when they are seen, heard, and respected. Implementing the Bible Education Mandate would disrespect Ms. Bobo’s students and ultimately prevent her from being an effective educator. She does not have the training or knowledge to present the Bible to her students in a way that respects their various faith backgrounds. She could not, in good conscience, teach the Bible to her public-school students. As a teacher, Ms. Bobo feels threatened by Superintendent Walters’s repeated warnings that teachers and school administrators will face serious negative consequences if they fail to implement the Bible Education Mandate. Ms. Bobo fears that Superintendent Walters will revoke her teaching license if she does not comply with the Mandate. The Bible Education Mandate thus forces Ms. Bobo to choose between preserving her teaching license and following her conscience. (J. Bobo Decl. ¶¶ 7–⁠8, PA113–14.)</w:t>
       </w:r>
     </w:p>
     <w:p>
@@ -5220,15 +5214,15 @@
         <w:pStyle w:val="BodyText"/>
       </w:pPr>
       <w:r>
-        <w:t xml:space="preserve">17. Petitioner Robin Clymer is a resident of Tulsa County, Oklahoma. Clymer has a child who is enrolled in fifth grade at an Oklahoma public school (which is not a charter school). For the reasons stated below, Clymer objects to and faces harm from the Bible Education Mandate. (Clymer Decl. ¶¶ 1–4, PA118.)</w:t>
-      </w:r>
-    </w:p>
-    <w:p>
-      <w:pPr>
-        <w:pStyle w:val="BodyText"/>
-      </w:pPr>
-      <w:r>
-        <w:t xml:space="preserve">18. Clymer is an atheist and LGBTQ+. Clymer’s child is Christian. Clymer is raising Clymer’s child to respect and value people of all religious beliefs, sexual orientations, and gender identities. So that Clymer can address and correct any teachings that may contradict Clymer’s efforts to so raise Clymer’s child, it is critical to Clymer that any exposure of Clymer’s child to religious teachings occur in the home or otherwise in Clymer’s presence. Inclusion of the Bible as part of public-school instruction thus interferes with Clymer’s right to direct and control the upbringing of Clymer’s child, including Clymer’s child’s moral and religious training. In addition, after exposure to religious teachings in the past, Clymer’s child has expressed fear that Clymer will go to hell because Clymer is an atheist and LGBTQ+. Presentation of Biblical teachings in school to Clymer’s child would worsen those fears and thereby harm Clymer’s relationship with Clymer’s child. (Clymer Decl. ¶¶ 5–6, PA118.)</w:t>
+        <w:t xml:space="preserve">17. Petitioner Robin Clymer is a resident of Tulsa County, Oklahoma. Clymer has a child who is enrolled in fifth grade at an Oklahoma public school (which is not a charter school). For the reasons stated below, Clymer objects to and faces harm from the Bible Education Mandate. (Clymer Decl. ¶¶ 1–⁠4, PA118.)</w:t>
+      </w:r>
+    </w:p>
+    <w:p>
+      <w:pPr>
+        <w:pStyle w:val="BodyText"/>
+      </w:pPr>
+      <w:r>
+        <w:t xml:space="preserve">18. Clymer is an atheist and LGBTQ+. Clymer’s child is Christian. Clymer is raising Clymer’s child to respect and value people of all religious beliefs, sexual orientations, and gender identities. So that Clymer can address and correct any teachings that may contradict Clymer’s efforts to so raise Clymer’s child, it is critical to Clymer that any exposure of Clymer’s child to religious teachings occur in the home or otherwise in Clymer’s presence. Inclusion of the Bible as part of public-school instruction thus interferes with Clymer’s right to direct and control the upbringing of Clymer’s child, including Clymer’s child’s moral and religious training. In addition, after exposure to religious teachings in the past, Clymer’s child has expressed fear that Clymer will go to hell because Clymer is an atheist and LGBTQ+. Presentation of Biblical teachings in school to Clymer’s child would worsen those fears and thereby harm Clymer’s relationship with Clymer’s child. (Clymer Decl. ¶¶ 5–⁠6, PA118.)</w:t>
       </w:r>
     </w:p>
     <w:p>
@@ -5282,15 +5276,15 @@
         <w:pStyle w:val="BodyText"/>
       </w:pPr>
       <w:r>
-        <w:t xml:space="preserve">21. Petitioner Cortney Cunningham is a resident of Oklahoma County. She is a fifth-grade teacher at an Oklahoma public school (which is not a charter school). She teaches all primary subjects, including reading, math, social studies, and science. For the reasons stated below, Ms. Cunningham objects to and faces harm from the Bible Education Mandate. (Cunningham Decl. ¶¶ 1–4, PA120.)</w:t>
-      </w:r>
-    </w:p>
-    <w:p>
-      <w:pPr>
-        <w:pStyle w:val="BodyText"/>
-      </w:pPr>
-      <w:r>
-        <w:t xml:space="preserve">22. Ms. Cunningham is agnostic. The Bible presents religious endorsements of violence and patriarchy with which she disagrees, and which she finds abhorrent. The Bible Education Mandate forces one particular form of religion, to which Ms. Cunningham does not subscribe, into the classes she teaches. Ms. Cunningham works hard to make her classroom a safe, welcoming environment for students of all religious and nonreligious backgrounds. She works hard to teach equality to her students. Many of Ms. Cunningham’s students are afraid of being perceived as different. By promoting one particular religion over others, the Bible Education Mandate will worsen exclusionary social dynamics in Ms. Cunningham’s classroom and impair her ability to create an open, engaging educational environment. For these reasons, Ms. Cunningham could not, in good conscience, teach the Bible to her students, especially her non-Christian students. (Cunningham Decl. ¶¶ 5–7, PA120.)</w:t>
+        <w:t xml:space="preserve">21. Petitioner Cortney Cunningham is a resident of Oklahoma County. She is a fifth-grade teacher at an Oklahoma public school (which is not a charter school). She teaches all primary subjects, including reading, math, social studies, and science. For the reasons stated below, Ms. Cunningham objects to and faces harm from the Bible Education Mandate. (Cunningham Decl. ¶¶ 1–⁠4, PA120.)</w:t>
+      </w:r>
+    </w:p>
+    <w:p>
+      <w:pPr>
+        <w:pStyle w:val="BodyText"/>
+      </w:pPr>
+      <w:r>
+        <w:t xml:space="preserve">22. Ms. Cunningham is agnostic. The Bible presents religious endorsements of violence and patriarchy with which she disagrees, and which she finds abhorrent. The Bible Education Mandate forces one particular form of religion, to which Ms. Cunningham does not subscribe, into the classes she teaches. Ms. Cunningham works hard to make her classroom a safe, welcoming environment for students of all religious and nonreligious backgrounds. She works hard to teach equality to her students. Many of Ms. Cunningham’s students are afraid of being perceived as different. By promoting one particular religion over others, the Bible Education Mandate will worsen exclusionary social dynamics in Ms. Cunningham’s classroom and impair her ability to create an open, engaging educational environment. For these reasons, Ms. Cunningham could not, in good conscience, teach the Bible to her students, especially her non-Christian students. (Cunningham Decl. ¶¶ 5–⁠7, PA120.)</w:t>
       </w:r>
     </w:p>
     <w:p>
@@ -5344,7 +5338,7 @@
         <w:pStyle w:val="BodyText"/>
       </w:pPr>
       <w:r>
-        <w:t xml:space="preserve">25. Petitioner Matthew Dixon is a resident of Oklahoma County, Oklahoma. He has a child who is enrolled at an Oklahoma public high school (which is not a charter school). For the reasons stated below, Mr. Dixon objects to and faces harm from the Bible Education Mandate. (Dixon Decl. ¶¶ 1–4, PA122.)</w:t>
+        <w:t xml:space="preserve">25. Petitioner Matthew Dixon is a resident of Oklahoma County, Oklahoma. He has a child who is enrolled at an Oklahoma public high school (which is not a charter school). For the reasons stated below, Mr. Dixon objects to and faces harm from the Bible Education Mandate. (Dixon Decl. ¶¶ 1–⁠4, PA122.)</w:t>
       </w:r>
     </w:p>
     <w:p>
@@ -5398,7 +5392,7 @@
         <w:pStyle w:val="BodyText"/>
       </w:pPr>
       <w:r>
-        <w:t xml:space="preserve">28. Petitioner Rachel Hill brings this suit on behalf of herself and on behalf of her minor children, N.H. and F.H. Ms. Hill, N.H., and F.H. are residents of Tulsa County, Oklahoma. N.H. is enrolled at an Oklahoma public high school (which is not a charter school). F.H. is enrolled at an Oklahoma public middle school (which is not a charter school). For the reasons stated below, Ms. Hill, N.H., and F.H. object to and face harm from the Bible Education Mandate. (Hill Decl. ¶¶ 1–3, 7, PA124–25.)</w:t>
+        <w:t xml:space="preserve">28. Petitioner Rachel Hill brings this suit on behalf of herself and on behalf of her minor children, N.H. and F.H. Ms. Hill, N.H., and F.H. are residents of Tulsa County, Oklahoma. N.H. is enrolled at an Oklahoma public high school (which is not a charter school). F.H. is enrolled at an Oklahoma public middle school (which is not a charter school). For the reasons stated below, Ms. Hill, N.H., and F.H. object to and face harm from the Bible Education Mandate. (Hill Decl. ¶¶ 1–⁠3, 7, PA124–25.)</w:t>
       </w:r>
     </w:p>
     <w:p>
@@ -5540,7 +5534,7 @@
         <w:pStyle w:val="BodyText"/>
       </w:pPr>
       <w:r>
-        <w:t xml:space="preserve">33. Petitioner Amber Hood brings this suit on behalf of herself and on behalf of her minor child, W.H. W.H. and Ms. Hood are residents of Tulsa County, Oklahoma. W.H. is enrolled at an Oklahoma public high school (which is not a charter school). For the reasons stated below, Ms. Hood and W.H. object to and face harm from the Bible Education Mandate. (Hood Decl. ¶¶ 1–4, PA133.)</w:t>
+        <w:t xml:space="preserve">33. Petitioner Amber Hood brings this suit on behalf of herself and on behalf of her minor child, W.H. W.H. and Ms. Hood are residents of Tulsa County, Oklahoma. W.H. is enrolled at an Oklahoma public high school (which is not a charter school). For the reasons stated below, Ms. Hood and W.H. object to and face harm from the Bible Education Mandate. (Hood Decl. ¶¶ 1–⁠4, PA133.)</w:t>
       </w:r>
     </w:p>
     <w:p>
@@ -5602,7 +5596,7 @@
         <w:pStyle w:val="BodyText"/>
       </w:pPr>
       <w:r>
-        <w:t xml:space="preserve">37. Petitioner Mike Howe is a resident of Wagoner County, Oklahoma. Mr. Howe is a substitute teacher for Tulsa Public Schools. He teaches in traditional public schools, not charter schools. He typically teaches two days per week, and he principally teaches fifththrough twelfth-grade classes. He prefers to and often teaches history classes. Mr. Howe has been a public-school educator for thirty-five years, including as an elementary-school principal and elementary-school teacher. He decided to start substitute-teaching to scale back his weekly working hours. For the reasons stated below, Mr. Howe objects to and faces harm from the Bible Education Mandate. (Howe Decl. ¶¶ 1–4, PA135.)</w:t>
+        <w:t xml:space="preserve">37. Petitioner Mike Howe is a resident of Wagoner County, Oklahoma. Mr. Howe is a substitute teacher for Tulsa Public Schools. He teaches in traditional public schools, not charter schools. He typically teaches two days per week, and he principally teaches fifththrough twelfth-grade classes. He prefers to and often teaches history classes. Mr. Howe has been a public-school educator for thirty-five years, including as an elementary-school principal and elementary-school teacher. He decided to start substitute-teaching to scale back his weekly working hours. For the reasons stated below, Mr. Howe objects to and faces harm from the Bible Education Mandate. (Howe Decl. ¶¶ 1–⁠4, PA135.)</w:t>
       </w:r>
     </w:p>
     <w:p>
@@ -5664,7 +5658,7 @@
         <w:pStyle w:val="BodyText"/>
       </w:pPr>
       <w:r>
-        <w:t xml:space="preserve">41. Petitioner Brenda Lené is a resident of Oklahoma County, Oklahoma. Ms. Lené has a child who is enrolled at an Oklahoma public high school (which is not a charter school). For the reasons stated below, Ms. Lené objects to and faces harm from the Bible Education Mandate. (Lené Decl. ¶¶ 1–4, PA137.)</w:t>
+        <w:t xml:space="preserve">41. Petitioner Brenda Lené is a resident of Oklahoma County, Oklahoma. Ms. Lené has a child who is enrolled at an Oklahoma public high school (which is not a charter school). For the reasons stated below, Ms. Lené objects to and faces harm from the Bible Education Mandate. (Lené Decl. ¶¶ 1–⁠4, PA137.)</w:t>
       </w:r>
     </w:p>
     <w:p>
@@ -5718,7 +5712,7 @@
         <w:pStyle w:val="BodyText"/>
       </w:pPr>
       <w:r>
-        <w:t xml:space="preserve">44. Petitioner Michele Medley brings this suit on behalf of herself, on behalf of her two minor children, S.M. and R.M.1, and on behalf of her adult child, R.M.2, as R.M.2’s legal guardian. R.M.2 has autism and is nonverbal. Ms. Medley’s three children are enrolled in Oklahoma public schools (which are not charter schools). S.M. is enrolled in fourth grade, and R.M.1 and R.M.2 are enrolled in public high schools. Next year, Ms. Medley plans to enroll S.M. in fifth grade at an Oklahoma public school. For the reasons stated below, Ms. Medley, R.M.1, R.M.2, and S.M. object to and face harm from the Bible Education Mandate. (Medley Decl. ¶¶ 1–4, PA139.)</w:t>
+        <w:t xml:space="preserve">44. Petitioner Michele Medley brings this suit on behalf of herself, on behalf of her two minor children, S.M. and R.M.1, and on behalf of her adult child, R.M.2, as R.M.2’s legal guardian. R.M.2 has autism and is nonverbal. Ms. Medley’s three children are enrolled in Oklahoma public schools (which are not charter schools). S.M. is enrolled in fourth grade, and R.M.1 and R.M.2 are enrolled in public high schools. Next year, Ms. Medley plans to enroll S.M. in fifth grade at an Oklahoma public school. For the reasons stated below, Ms. Medley, R.M.1, R.M.2, and S.M. object to and face harm from the Bible Education Mandate. (Medley Decl. ¶¶ 1–⁠4, PA139.)</w:t>
       </w:r>
     </w:p>
     <w:p>
@@ -5734,7 +5728,7 @@
         <w:pStyle w:val="BodyText"/>
       </w:pPr>
       <w:r>
-        <w:t xml:space="preserve">46. One of Ms. Medley’s minor children is LGBTQ+, and inclusion of the Bible in public-school instruction, by subjecting the child to religious anti-LGBTQ+ teachings, would worsen the social isolation that the child already experiences. Two of Ms. Medley’s children have autism. Ms. Medley has been a staunch advocate at the State Capitol on behalf of children with autism. She is acutely aware of the difficulties children with disabilities can have in vindicating their legal rights. R.M.2, who is nonverbal, has strong receptive language and is especially vulnerable to religious coercion—and thus to harm from the Bible Education Mandate—due to R.M.2’s inability to express objections to religious teachings. (Medley Decl. ¶¶ 6–7, PA140.)</w:t>
+        <w:t xml:space="preserve">46. One of Ms. Medley’s minor children is LGBTQ+, and inclusion of the Bible in public-school instruction, by subjecting the child to religious anti-LGBTQ+ teachings, would worsen the social isolation that the child already experiences. Two of Ms. Medley’s children have autism. Ms. Medley has been a staunch advocate at the State Capitol on behalf of children with autism. She is acutely aware of the difficulties children with disabilities can have in vindicating their legal rights. R.M.2, who is nonverbal, has strong receptive language and is especially vulnerable to religious coercion—and thus to harm from the Bible Education Mandate—due to R.M.2’s inability to express objections to religious teachings. (Medley Decl. ¶¶ 6–⁠7, PA140.)</w:t>
       </w:r>
     </w:p>
     <w:p>
@@ -5780,7 +5774,7 @@
         <w:pStyle w:val="BodyText"/>
       </w:pPr>
       <w:r>
-        <w:t xml:space="preserve">48. Petitioner Melisa Mons is a resident of Wagoner County, Oklahoma. She has a child who is enrolled at an Oklahoma public high school (which is not a charter school). For the reasons stated below, Ms. Mons objects to and faces harm from the Bible Education Mandate. (Mons Decl. ¶¶ 1–4, PA142.)</w:t>
+        <w:t xml:space="preserve">48. Petitioner Melisa Mons is a resident of Wagoner County, Oklahoma. She has a child who is enrolled at an Oklahoma public high school (which is not a charter school). For the reasons stated below, Ms. Mons objects to and faces harm from the Bible Education Mandate. (Mons Decl. ¶¶ 1–⁠4, PA142.)</w:t>
       </w:r>
     </w:p>
     <w:p>
@@ -5870,7 +5864,7 @@
         <w:pStyle w:val="BodyText"/>
       </w:pPr>
       <w:r>
-        <w:t xml:space="preserve">52. Petitioner Rev. Dr. Mitch Randall is a resident of Cleveland County, Oklahoma. He is a citizen of the Muscogee (Creek) Nation—an experience that has offered him a first-hand perspective on issues regarding religious liberty and instilled in him a strong support for church–state separation. Rev. Randall holds a Bachelor of Arts from Northeastern State University, A Master of Divinity with Biblical Languages from Southwestern Baptist Theological Seminary, and a Doctor of Ministry from George W. Truett Theological Seminary. He currently is the chief executive officer of Good Faith Media, which provides reflection and resources at the intersection of faith and culture through an inclusive Christian lens, via four primary channels: news and opinion, video and podcasts, publishing (books and journal), and experiences. He previously served as pastor of NorthHaven Church in Norman and as the executive director of the Baptist Center for Ethics. Coming from the Baptist tradition, Rev. Randall believes that the separation of church and state is a bedrock principle protecting religious liberty for every citizen. (Randall Decl. ¶¶ 1–7, PA144.)</w:t>
+        <w:t xml:space="preserve">52. Petitioner Rev. Dr. Mitch Randall is a resident of Cleveland County, Oklahoma. He is a citizen of the Muscogee (Creek) Nation—an experience that has offered him a first-hand perspective on issues regarding religious liberty and instilled in him a strong support for church–state separation. Rev. Randall holds a Bachelor of Arts from Northeastern State University, A Master of Divinity with Biblical Languages from Southwestern Baptist Theological Seminary, and a Doctor of Ministry from George W. Truett Theological Seminary. He currently is the chief executive officer of Good Faith Media, which provides reflection and resources at the intersection of faith and culture through an inclusive Christian lens, via four primary channels: news and opinion, video and podcasts, publishing (books and journal), and experiences. He previously served as pastor of NorthHaven Church in Norman and as the executive director of the Baptist Center for Ethics. Coming from the Baptist tradition, Rev. Randall believes that the separation of church and state is a bedrock principle protecting religious liberty for every citizen. (Randall Decl. ¶¶ 1–⁠7, PA144.)</w:t>
       </w:r>
     </w:p>
     <w:p>
@@ -5886,15 +5880,15 @@
         <w:pStyle w:val="BodyText"/>
       </w:pPr>
       <w:r>
-        <w:t xml:space="preserve">54. As a person of Christian faith, Rev. Randall’s conscience is violated by a sacred Christian religious text being used for what he considers to be political grandstanding. As a member of the Muscogee (Creek) Nation, he is especially bothered by his tax payments being used to support mandated religious learning for Oklahoma children without clear and effective guardrails to keep teachers from proselytizing. Such mandated religious teaching reminds Rev. Randall of the history of forced religious proselytization of Native Americans in boarding schools in Oklahoma and threatens a revival of such practices. Any attempt to assimilate children into a religious faith is appalling to him considering his family’s history of having their culture stripped away by government actors. Rev. Randall’s great grandmother and her sister were removed from their home in Broken Arrow and taken to the federally funded Chilocco Indian Agricultural School, where their hair was cut, their clothes were taken, they were forbidden to speak the native Muscogee language, and they were indoctrinated in Christianity. The Bible Education Mandate stirs up painful memories for Rev. Randall of his family’s oppression. (Randall Decl. ¶¶ 11–13, PA145.)</w:t>
-      </w:r>
-    </w:p>
-    <w:p>
-      <w:pPr>
-        <w:pStyle w:val="BodyText"/>
-      </w:pPr>
-      <w:r>
-        <w:t xml:space="preserve">55. Rev. Randall objects to the use of the King James Version of the Bible as the official public-school version. As a person of faith and student of the Bible, he believes that other versions of the Bible are more accurate translations of the original Bible manuscripts. It is essential to Rev. Randall’s faith to interpret the Bible accurately, and he believes that publicschool teachers are not qualified to teach students about the evolution of the Bible and the complexities of the various translations. The Bible Education Mandate would therefore spread misconceptions about the Bible that are detrimental to the message of Christianity to which Rev. Randall subscribes. Rev. Randall also believes that Superintendent Walters’s planned purchase of Bibles would be illegal. (Randall Decl. ¶¶ 14–16, PA145–46.)</w:t>
+        <w:t xml:space="preserve">54. As a person of Christian faith, Rev. Randall’s conscience is violated by a sacred Christian religious text being used for what he considers to be political grandstanding. As a member of the Muscogee (Creek) Nation, he is especially bothered by his tax payments being used to support mandated religious learning for Oklahoma children without clear and effective guardrails to keep teachers from proselytizing. Such mandated religious teaching reminds Rev. Randall of the history of forced religious proselytization of Native Americans in boarding schools in Oklahoma and threatens a revival of such practices. Any attempt to assimilate children into a religious faith is appalling to him considering his family’s history of having their culture stripped away by government actors. Rev. Randall’s great grandmother and her sister were removed from their home in Broken Arrow and taken to the federally funded Chilocco Indian Agricultural School, where their hair was cut, their clothes were taken, they were forbidden to speak the native Muscogee language, and they were indoctrinated in Christianity. The Bible Education Mandate stirs up painful memories for Rev. Randall of his family’s oppression. (Randall Decl. ¶¶ 11–⁠13, PA145.)</w:t>
+      </w:r>
+    </w:p>
+    <w:p>
+      <w:pPr>
+        <w:pStyle w:val="BodyText"/>
+      </w:pPr>
+      <w:r>
+        <w:t xml:space="preserve">55. Rev. Randall objects to the use of the King James Version of the Bible as the official public-school version. As a person of faith and student of the Bible, he believes that other versions of the Bible are more accurate translations of the original Bible manuscripts. It is essential to Rev. Randall’s faith to interpret the Bible accurately, and he believes that publicschool teachers are not qualified to teach students about the evolution of the Bible and the complexities of the various translations. The Bible Education Mandate would therefore spread misconceptions about the Bible that are detrimental to the message of Christianity to which Rev. Randall subscribes. Rev. Randall also believes that Superintendent Walters’s planned purchase of Bibles would be illegal. (Randall Decl. ¶¶ 14–⁠16, PA145–46.)</w:t>
       </w:r>
     </w:p>
     <w:p>
@@ -5932,7 +5926,7 @@
         <w:pStyle w:val="BodyText"/>
       </w:pPr>
       <w:r>
-        <w:t xml:space="preserve">56. Petitioner Tamara Sanchez brings this suit on behalf of herself and on behalf of her minor children, M.S. and J.S. Ms. Sanchez, M.S., and J.S. are residents of Oklahoma County, Oklahoma. M.S. and J.S. are enrolled at an Oklahoma public high school (which is not a charter school). Ms. Sanchez is a special-education teacher at an Oklahoma public school. She teaches English and math to ninth- and tenth-grade students. She teaches in a traditional public school, not a charter school. Ms. Sanchez holds a language-practitioner certification, which qualifies her to teach students with dyslexia and other learning disabilities. Ms. Sanchez, M.S., and J.S. object to and face harm from the Bible Education Mandate for the reasons stated below. (Sanchez Decl. ¶¶ 1–4, PA147.)</w:t>
+        <w:t xml:space="preserve">56. Petitioner Tamara Sanchez brings this suit on behalf of herself and on behalf of her minor children, M.S. and J.S. Ms. Sanchez, M.S., and J.S. are residents of Oklahoma County, Oklahoma. M.S. and J.S. are enrolled at an Oklahoma public high school (which is not a charter school). Ms. Sanchez is a special-education teacher at an Oklahoma public school. She teaches English and math to ninth- and tenth-grade students. She teaches in a traditional public school, not a charter school. Ms. Sanchez holds a language-practitioner certification, which qualifies her to teach students with dyslexia and other learning disabilities. Ms. Sanchez, M.S., and J.S. object to and face harm from the Bible Education Mandate for the reasons stated below. (Sanchez Decl. ¶¶ 1–⁠4, PA147.)</w:t>
       </w:r>
     </w:p>
     <w:p>
@@ -5948,7 +5942,7 @@
         <w:pStyle w:val="BodyText"/>
       </w:pPr>
       <w:r>
-        <w:t xml:space="preserve">58. The King James Version of the Bible contains antiquated language that would be extremely difficult for most fifth- through twelfth-grade students to understand. The King James Version would be nearly impossible for Ms. Sanchez’s students with dyslexia and other learning disabilities to read and comprehend. Ms. Sanchez believes that forcing her students to read the King James Version would be cruel, and doing so would violate her conscience. Ms. Sanchez does not have the training to appropriately teach the King James Version Bible to her students. Attempts to do so would damage her credibility with her students. As a teacher, Ms. Sanchez feels threatened by Superintendent Walters’s repeated warnings that teachers and school administrators will face serious negative consequences if they fail to implement the Bible Education Mandate. Ms. Sanchez fears that Superintendent Walters will revoke her teaching license if she does not comply with the Mandate. The Bible Education Mandate thus forces Ms. Sanchez to choose between preserving her teaching license and following her conscience. (Sanchez Decl. ¶¶ 6–8, PA147–48.)</w:t>
+        <w:t xml:space="preserve">58. The King James Version of the Bible contains antiquated language that would be extremely difficult for most fifth- through twelfth-grade students to understand. The King James Version would be nearly impossible for Ms. Sanchez’s students with dyslexia and other learning disabilities to read and comprehend. Ms. Sanchez believes that forcing her students to read the King James Version would be cruel, and doing so would violate her conscience. Ms. Sanchez does not have the training to appropriately teach the King James Version Bible to her students. Attempts to do so would damage her credibility with her students. As a teacher, Ms. Sanchez feels threatened by Superintendent Walters’s repeated warnings that teachers and school administrators will face serious negative consequences if they fail to implement the Bible Education Mandate. Ms. Sanchez fears that Superintendent Walters will revoke her teaching license if she does not comply with the Mandate. The Bible Education Mandate thus forces Ms. Sanchez to choose between preserving her teaching license and following her conscience. (Sanchez Decl. ¶¶ 6–⁠8, PA147–48.)</w:t>
       </w:r>
     </w:p>
     <w:p>
@@ -5964,15 +5958,15 @@
         <w:pStyle w:val="BodyText"/>
       </w:pPr>
       <w:r>
-        <w:t xml:space="preserve">60. Ms. Sanchez’s child with autism often interprets statements very literally—a symptom of the child’s autism. The Bible presents religious endorsements of violence with which Ms. Sanchez disagrees and which her child with autism is likely to accept without asking for clarification. Ms. Sanchez strives to teach her children the importance of consent in sexual settings. The Bible presents religious endorsements of rape, incest, and sexual violence, which Ms. Sanchez finds abhorrent. The Bible Education Mandate thus undermines her efforts to teach her children the importance of consent. (Sanchez Decl. ¶¶ 10–11, PA148–49.)</w:t>
-      </w:r>
-    </w:p>
-    <w:p>
-      <w:pPr>
-        <w:pStyle w:val="BodyText"/>
-      </w:pPr>
-      <w:r>
-        <w:t xml:space="preserve">61. M.S. and J.S. are Native American. Ms. Sanchez is especially fearful about the Bible Education Mandate and opposed to the presentation of the Bible to M.S. and J.S. in their public-school classrooms because the Mandate reminds Ms. Sanchez of the history of forced religious proselytization of Native Americans in boarding schools in Oklahoma and threatens a revival of such practices. For the reasons stated above, inclusion of the Bible as part of public-school instruction interferes with Ms. Sanchez’s right to direct and control the upbringing of her children, including her children’s moral and religious training. (Sanchez Decl. ¶¶ 12–13, PA149.)</w:t>
+        <w:t xml:space="preserve">60. Ms. Sanchez’s child with autism often interprets statements very literally—a symptom of the child’s autism. The Bible presents religious endorsements of violence with which Ms. Sanchez disagrees and which her child with autism is likely to accept without asking for clarification. Ms. Sanchez strives to teach her children the importance of consent in sexual settings. The Bible presents religious endorsements of rape, incest, and sexual violence, which Ms. Sanchez finds abhorrent. The Bible Education Mandate thus undermines her efforts to teach her children the importance of consent. (Sanchez Decl. ¶¶ 10–⁠11, PA148–49.)</w:t>
+      </w:r>
+    </w:p>
+    <w:p>
+      <w:pPr>
+        <w:pStyle w:val="BodyText"/>
+      </w:pPr>
+      <w:r>
+        <w:t xml:space="preserve">61. M.S. and J.S. are Native American. Ms. Sanchez is especially fearful about the Bible Education Mandate and opposed to the presentation of the Bible to M.S. and J.S. in their public-school classrooms because the Mandate reminds Ms. Sanchez of the history of forced religious proselytization of Native Americans in boarding schools in Oklahoma and threatens a revival of such practices. For the reasons stated above, inclusion of the Bible as part of public-school instruction interferes with Ms. Sanchez’s right to direct and control the upbringing of her children, including her children’s moral and religious training. (Sanchez Decl. ¶¶ 12–⁠13, PA149.)</w:t>
       </w:r>
     </w:p>
     <w:p>
@@ -6046,7 +6040,7 @@
         <w:pStyle w:val="BodyText"/>
       </w:pPr>
       <w:r>
-        <w:t xml:space="preserve">63. Petitioners Jay Whitney and Yulia Whitney bring this suit on behalf of themselves, and Ms. Whitney brings this suit on behalf of her minor child, D.S., who is Mr. Whitney’s stepchild. Mr. Whitney, Ms. Whitney, and D.S. are residents of Wagoner County, Oklahoma. D.S. is enrolled at an Oklahoma public high school (which is not a charter school). For the reasons stated below, the Whitneys and D.S. object to and face harm from the Bible Education Mandate. (J. Whitney Decl. ¶¶ 1, 2, 4, PA153; Y. Whitney Decl. ¶¶ 1–4, PA155.)</w:t>
+        <w:t xml:space="preserve">63. Petitioners Jay Whitney and Yulia Whitney bring this suit on behalf of themselves, and Ms. Whitney brings this suit on behalf of her minor child, D.S., who is Mr. Whitney’s stepchild. Mr. Whitney, Ms. Whitney, and D.S. are residents of Wagoner County, Oklahoma. D.S. is enrolled at an Oklahoma public high school (which is not a charter school). For the reasons stated below, the Whitneys and D.S. object to and face harm from the Bible Education Mandate. (J. Whitney Decl. ¶¶ 1, 2, 4, PA153; Y. Whitney Decl. ¶¶ 1–⁠4, PA155.)</w:t>
       </w:r>
     </w:p>
     <w:p>
@@ -6136,7 +6130,7 @@
         <w:pStyle w:val="BodyText"/>
       </w:pPr>
       <w:r>
-        <w:t xml:space="preserve">67. Petitioner Rev. Dr. Lisa Wolfe brings this suit on behalf of herself and on behalf of her minor children, A.M. and P.M. Dr. Wolfe, A.M., and P.M. are residents of Oklahoma County, Oklahoma. A.M. and P.M. are high-school students enrolled in an Oklahoma public charter school. Dr. Wolfe is a Professor of Religion at Oklahoma City University. She holds a Bachelor of Arts from the University of Colorado at Boulder, a Master of Divinity from United Theological Seminary, and a Ph.D. in Hebrew Bible from Northwestern University and Garrett-Evangelical Theological Seminary. Dr. Wolfe is an ordained minister in the United Church of Christ (“UCC”). She often preaches at local churches. For the reasons stated below, Dr. Wolfe, A.M., and P.M. object to and face harm from the Bible Education Mandate. (Wolfe Decl. ¶¶ 1–5, PA157.)</w:t>
+        <w:t xml:space="preserve">67. Petitioner Rev. Dr. Lisa Wolfe brings this suit on behalf of herself and on behalf of her minor children, A.M. and P.M. Dr. Wolfe, A.M., and P.M. are residents of Oklahoma County, Oklahoma. A.M. and P.M. are high-school students enrolled in an Oklahoma public charter school. Dr. Wolfe is a Professor of Religion at Oklahoma City University. She holds a Bachelor of Arts from the University of Colorado at Boulder, a Master of Divinity from United Theological Seminary, and a Ph.D. in Hebrew Bible from Northwestern University and Garrett-Evangelical Theological Seminary. Dr. Wolfe is an ordained minister in the United Church of Christ (“UCC”). She often preaches at local churches. For the reasons stated below, Dr. Wolfe, A.M., and P.M. object to and face harm from the Bible Education Mandate. (Wolfe Decl. ¶¶ 1–⁠5, PA157.)</w:t>
       </w:r>
     </w:p>
     <w:p>
@@ -6160,15 +6154,15 @@
         <w:pStyle w:val="BodyText"/>
       </w:pPr>
       <w:r>
-        <w:t xml:space="preserve">70. Dr. Wolfe believes that public-school fifth- through twelfth-grade teachers are unqualified to teach students about the complexities of the Bible without a carefully developed and rigorously vetted guiding curriculum and training to use such a curriculum. Dr. Wolfe believes that Bible translation choices have religious significance, and publicschool teachers have not been trained to avoid making sectarian assertions while teaching any specific version of the Bible. Inclusion of the Bible as part of public-school instruction thus interferes with Dr. Wolfe’s right to direct the religious upbringing of A.M. and P.M. (Wolfe Decl. ¶¶ 8–9, PA158.)</w:t>
-      </w:r>
-    </w:p>
-    <w:p>
-      <w:pPr>
-        <w:pStyle w:val="BodyText"/>
-      </w:pPr>
-      <w:r>
-        <w:t xml:space="preserve">71. Dr. Wolfe pays various taxes to the State of Oklahoma, including individual income taxes, general sales taxes, motor-fuel taxes, motor-vehicle taxes, alcoholic-beverage taxes, and insurance taxes. She also pays local property taxes to Oklahoma County. Dr. Wolfe objects to Superintendent Walters’s planned use of state funds to purchase Bibles for the following reasons: Dr. Wolfe objects to her tax payments being used to promote one set of religious beliefs over others. Due to funding constraints, her children’s classrooms often lack basic school supplies, and so she objects to her tax payments being used to purchase Bibles when there are more pressing needs, especially given that the Bible is freely accessible online. Dr. Wolfe believes that the use of her tax dollars for religious instruction would violate the important constitutional principle of church–state separation. She believes that Superintendent Walters’s planned purchase of Bibles would be illegal. (Wolfe Decl. ¶¶ 10–12, PA158–59.)</w:t>
+        <w:t xml:space="preserve">70. Dr. Wolfe believes that public-school fifth- through twelfth-grade teachers are unqualified to teach students about the complexities of the Bible without a carefully developed and rigorously vetted guiding curriculum and training to use such a curriculum. Dr. Wolfe believes that Bible translation choices have religious significance, and publicschool teachers have not been trained to avoid making sectarian assertions while teaching any specific version of the Bible. Inclusion of the Bible as part of public-school instruction thus interferes with Dr. Wolfe’s right to direct the religious upbringing of A.M. and P.M. (Wolfe Decl. ¶¶ 8–⁠9, PA158.)</w:t>
+      </w:r>
+    </w:p>
+    <w:p>
+      <w:pPr>
+        <w:pStyle w:val="BodyText"/>
+      </w:pPr>
+      <w:r>
+        <w:t xml:space="preserve">71. Dr. Wolfe pays various taxes to the State of Oklahoma, including individual income taxes, general sales taxes, motor-fuel taxes, motor-vehicle taxes, alcoholic-beverage taxes, and insurance taxes. She also pays local property taxes to Oklahoma County. Dr. Wolfe objects to Superintendent Walters’s planned use of state funds to purchase Bibles for the following reasons: Dr. Wolfe objects to her tax payments being used to promote one set of religious beliefs over others. Due to funding constraints, her children’s classrooms often lack basic school supplies, and so she objects to her tax payments being used to purchase Bibles when there are more pressing needs, especially given that the Bible is freely accessible online. Dr. Wolfe believes that the use of her tax dollars for religious instruction would violate the important constitutional principle of church–state separation. She believes that Superintendent Walters’s planned purchase of Bibles would be illegal. (Wolfe Decl. ¶¶ 10–⁠12, PA158–59.)</w:t>
       </w:r>
     </w:p>
     <w:p>
@@ -6206,7 +6200,7 @@
         <w:pStyle w:val="BodyText"/>
       </w:pPr>
       <w:r>
-        <w:t xml:space="preserve">72. Petitioner Erika Wright brings this suit on behalf of herself and on behalf of her minor children, C.W and V.W. Ms. Wright, C.W., and V.W. are residents of Cleveland County, Oklahoma. C.W. is enrolled at an Oklahoma public high school (which is not a charter school). V.W. is enrolled at an Oklahoma public middle school (which is not a charter school). Ms. Wright is the founder and leader of the Oklahoma Rural Schools Coalition, which is a 10,000-member advocacy group of parents, educators, and business leaders that supports rural Oklahoma public schools. For the reasons stated below, Ms. Wright, C.W., and V.W. object to and face harm from the Bible Education Mandate. (Wright Decl. ¶¶ 1–5, PA160.)</w:t>
+        <w:t xml:space="preserve">72. Petitioner Erika Wright brings this suit on behalf of herself and on behalf of her minor children, C.W and V.W. Ms. Wright, C.W., and V.W. are residents of Cleveland County, Oklahoma. C.W. is enrolled at an Oklahoma public high school (which is not a charter school). V.W. is enrolled at an Oklahoma public middle school (which is not a charter school). Ms. Wright is the founder and leader of the Oklahoma Rural Schools Coalition, which is a 10,000-member advocacy group of parents, educators, and business leaders that supports rural Oklahoma public schools. For the reasons stated below, Ms. Wright, C.W., and V.W. object to and face harm from the Bible Education Mandate. (Wright Decl. ¶¶ 1–⁠5, PA160.)</w:t>
       </w:r>
     </w:p>
     <w:p>
@@ -6254,33 +6248,15 @@
         <w:pStyle w:val="BodyText"/>
       </w:pPr>
       <w:r>
-        <w:t xml:space="preserve">76. Respondent Ryan Walters is the State Superintendent of Public Instruction. He is sued in his official capacity. The State Superintendent of Public Instruction is “the executive officer of the State Board of Education and ha[s] control of and direct[s] the State Department of Education.” 70 O.S. § 1</w:t>
-      </w:r>
-      <w:r>
-        <w:noBreakHyphen/>
-      </w:r>
-      <w:r>
-        <w:t xml:space="preserve">105(C).</w:t>
-      </w:r>
-    </w:p>
-    <w:p>
-      <w:pPr>
-        <w:pStyle w:val="BodyText"/>
-      </w:pPr>
-      <w:r>
-        <w:t xml:space="preserve">77. Respondent State Board of Education is “the governing board of the public school system of the state.” 70 O.S. § 1</w:t>
-      </w:r>
-      <w:r>
-        <w:noBreakHyphen/>
-      </w:r>
-      <w:r>
-        <w:t xml:space="preserve">105(B). It “supervis[es] the public school system of Oklahoma.” 70 O.S. § 3</w:t>
-      </w:r>
-      <w:r>
-        <w:noBreakHyphen/>
-      </w:r>
-      <w:r>
-        <w:t xml:space="preserve">104(A).</w:t>
+        <w:t xml:space="preserve">76. Respondent Ryan Walters is the State Superintendent of Public Instruction. He is sued in his official capacity. The State Superintendent of Public Instruction is “the executive officer of the State Board of Education and ha[s] control of and direct[s] the State Department of Education.” 70 O.S. § 1-⁠105(C).</w:t>
+      </w:r>
+    </w:p>
+    <w:p>
+      <w:pPr>
+        <w:pStyle w:val="BodyText"/>
+      </w:pPr>
+      <w:r>
+        <w:t xml:space="preserve">77. Respondent State Board of Education is “the governing board of the public school system of the state.” 70 O.S. § 1-⁠105(B). It “supervis[es] the public school system of Oklahoma.” 70 O.S. § 3-⁠104(A).</w:t>
       </w:r>
     </w:p>
     <w:p>
@@ -6296,13 +6272,7 @@
         <w:pStyle w:val="BodyText"/>
       </w:pPr>
       <w:r>
-        <w:t xml:space="preserve">79. Respondent State Department of Education is “charged with the responsibility of determining the policies and directing the administration and supervision of the public school system of the state.” 70 O.S. § 1</w:t>
-      </w:r>
-      <w:r>
-        <w:noBreakHyphen/>
-      </w:r>
-      <w:r>
-        <w:t xml:space="preserve">105(A). The Department consists of “the State Board of Education, the State Superintendent of Public Instruction and any divisions and positions as may be established by law, by the State Board of Education or by the State Superintendent of Public Instruction.” Id.</w:t>
+        <w:t xml:space="preserve">79. Respondent State Department of Education is “charged with the responsibility of determining the policies and directing the administration and supervision of the public school system of the state.” 70 O.S. § 1-⁠105(A). The Department consists of “the State Board of Education, the State Superintendent of Public Instruction and any divisions and positions as may be established by law, by the State Board of Education or by the State Superintendent of Public Instruction.” Id.</w:t>
       </w:r>
     </w:p>
     <w:p>
@@ -6334,7 +6304,7 @@
         <w:pStyle w:val="BodyText"/>
       </w:pPr>
       <w:r>
-        <w:t xml:space="preserve">83. Respondent Amanda Otis is the State Purchasing Director of OMES. She is sued in her official capacity. The Purchasing Director is the administrative head of the Purchasing Division. 74 O.S. § 85.3(A). The Purchasing Director has the “sole and exclusive authority and responsibility for all acquisitions by state agencies.” 74 O.S. § 85.5(A). “All activities of any state agency, department, or institution relating to purchasing shall be under the direction of the Purchasing Division . . . .” 74 O.S. § 85.3(D).</w:t>
+        <w:t xml:space="preserve">83. Respondent Amanda Otis is the State Purchasing Director of OMES. She is sued in her official capacity. The Purchasing Director is the administrative head of the Purchasing Division. 74 O.S. § 85.3(A). The Purchasing Director has the “sole and exclusive authority and responsibility for all acquisitions by state agencies.” 74 O.S. § 85.5(A). “All activities of any state agency, department, or institution relating to purchasing shall be under the direction of the Purchasing Division . . . .” 74 O.S. § 85.3(D).</w:t>
       </w:r>
     </w:p>
     <w:p>
@@ -6374,7 +6344,7 @@
         <w:pStyle w:val="BodyText"/>
       </w:pPr>
       <w:r>
-        <w:t xml:space="preserve">86. On June 27, 2024, Superintendent Walters issued a memorandum to all Oklahoma public-school superintendents, entitled “Immediate Implementation of Foundational Texts in Curriculum.” (PA4.) The June 27 memorandum orders all Oklahoma public schools to “immediately . . . incorporate the Bible, which includes the Ten Commandments, as an instructional support into the curriculum across specified grade levels, e.g., grades 5 through 12.” (PA4.) It further states, “Adherence to this mandate is compulsory. . . . Immediate and strict compliance is expected.” (PA4.)</w:t>
+        <w:t xml:space="preserve">86. On June 27, 2024, Superintendent Walters issued a memorandum to all Oklahoma public-school superintendents, entitled “Immediate Implementation of Foundational Texts in Curriculum.” (PA4.) The June 27 memorandum orders all Oklahoma public schools to “immediately . . . incorporate the Bible, which includes the Ten Commandments, as an instructional support into the curriculum across specified grade levels, e.g., grades 5 through 12.” (PA4.) It further states, “Adherence to this mandate is compulsory. . . . Immediate and strict compliance is expected.” (PA4.)</w:t>
       </w:r>
     </w:p>
     <w:p>
@@ -6406,247 +6376,199 @@
         <w:pStyle w:val="BodyText"/>
       </w:pPr>
       <w:r>
-        <w:t xml:space="preserve">89. Oklahoma public-school curricula are guided by the Oklahoma Academic Standards—a set of educational benchmarks for each grade in each subject-matter area, which must be adopted by the State Board of Education every six years and must be approved by the legislature. See 70 O.S. §§ 11</w:t>
+        <w:t xml:space="preserve">89. Oklahoma public-school curricula are guided by the Oklahoma Academic Standards—a set of educational benchmarks for each grade in each subject-matter area, which must be adopted by the State Board of Education every six years and must be approved by the legislature. See 70 O.S. §§ 11-⁠103.6a, 11</w:t>
       </w:r>
       <w:r>
         <w:noBreakHyphen/>
       </w:r>
       <w:r>
-        <w:t xml:space="preserve">103.6a, 11</w:t>
+        <w:t xml:space="preserve">103.6a</w:t>
       </w:r>
       <w:r>
         <w:noBreakHyphen/>
       </w:r>
       <w:r>
-        <w:t xml:space="preserve">103.6a</w:t>
+        <w:t xml:space="preserve">1. The June 27 and July 24 memoranda (collectively, “the Bible Education Mandate”) purport to rely on the 2019 Oklahoma Academic Standards for Social Studies. (See June 27 Mem., PA4; July 24 Mem., PA8.) But those standards do not include any requirement that schools use the Bible as an instructional support or provide the teaching required by the Bible Education Mandate; indeed, the standards do not even mention the Bible or the Ten Commandments. See OAC §§ 210:15-⁠3-⁠104.5 to 210:15</w:t>
       </w:r>
       <w:r>
         <w:noBreakHyphen/>
       </w:r>
       <w:r>
-        <w:t xml:space="preserve">1. The June 27 and July 24 memoranda (collectively, “the Bible Education Mandate”) purport to rely on the 2019 Oklahoma Academic Standards for Social Studies. (See June 27 Mem., PA4; July 24 Mem., PA8.) But those standards do not include any requirement that schools use the Bible as an instructional support or provide the teaching required by the Bible Education Mandate; indeed, the standards do not even mention the Bible or the Ten Commandments. See OAC §§ 210:15</w:t>
+        <w:t xml:space="preserve">3</w:t>
       </w:r>
       <w:r>
         <w:noBreakHyphen/>
       </w:r>
       <w:r>
+        <w:t xml:space="preserve">113. The same is true with respect to all other Oklahoma Academic Standards (see OAC §§ 210:15-⁠3-⁠1 to 210:15</w:t>
+      </w:r>
+      <w:r>
+        <w:noBreakHyphen/>
+      </w:r>
+      <w:r>
         <w:t xml:space="preserve">3</w:t>
       </w:r>
       <w:r>
         <w:noBreakHyphen/>
       </w:r>
       <w:r>
-        <w:t xml:space="preserve">104.5 to 210:15</w:t>
+        <w:t xml:space="preserve">209), except for a single reference relating to study of Native American perspectives (OAC § 210:15-⁠3-⁠139(d)).</w:t>
+      </w:r>
+    </w:p>
+    <w:p>
+      <w:pPr>
+        <w:pStyle w:val="BodyText"/>
+      </w:pPr>
+      <w:r>
+        <w:t xml:space="preserve">90. Oklahoma also has a State Textbook Committee that annually meets to create a list of approved state textbooks that school districts may elect to use. See 70 O.S. §§ 16-⁠101, 16102. The State Textbook Committee has not selected the Bible as a textbook or other instructional material for the 2024–25 schoolyear. See State Textbook Approved Titles, Okla. State Dep’t of Educ., https://​bit.​ly/​482ColY (last updated Sept. 4, 2024).</w:t>
+      </w:r>
+    </w:p>
+    <w:p>
+      <w:pPr>
+        <w:pStyle w:val="BodyText"/>
+      </w:pPr>
+      <w:r>
+        <w:t xml:space="preserve">91. The Department of Education Respondents issued the Bible Education Mandate without following any of the procedures that the OAPA requires for issuance of a rule, such as provision of notice through the Oklahoma Register and a comment period. See Search Oklahoma Registers, Okla. Sec’y of State Admin. Rules, https://​bit.​ly/​4h5q74f (last visited Oct. 16, 2024).</w:t>
+      </w:r>
+    </w:p>
+    <w:p>
+      <w:pPr>
+        <w:pStyle w:val="BodyText"/>
+      </w:pPr>
+      <w:r>
+        <w:t xml:space="preserve">92. At State Board of Education meetings and in interviews with the media, Superintendent Walters has repeatedly emphasized that the Department will strictly enforce the Bible Education Mandate. For example, at a June 27 Board meeting, Superintendent Walters stated, “every school district will adhere to” the Mandate and “every teacher, every classroom in the state will have a Bible in the classroom and will be teaching from the Bible in the classroom . . . .” (Meeting Tr., PA14.) In a July 1, 2024 interview with PBS NewsHour, Walters stated, “If teachers don’t want to teach it, they are compelled to teach it, or they can find another job.” (Interview Tr., PA17.) In a July 24, 2024 press release, Walters stated, “Some Oklahoma educators have indicated they won’t follow the law and Oklahoma standards, so let me be clear: they will comply, and I will use every means to make sure of it.” (PA6.) In a July 28, 2024 interview on Fox and Friends Weekend, Walters stated, referring to Bible instruction, “I’m going to tell these woke administrators, if they’re going to break the law and not teach it, they can go to California because . . . here in Oklahoma schools, we’re going to make sure that history is taught.” (Interview Tr., PA20.) At a July 31, 2024 Board meeting, Superintendent Walters stated that certain “rogue administrators” had “come out and said that they’re not going to . . . teach the Bible because they don’t agree with it,” and added, “So now dealing with these districts, that want to break state law, want to lie to kids and indoctrinate kids by not including the Bible in its historical context . . . It’s outrageous, we will not allow it. So just because they don’t like it . . . doesn’t mean that they won’t do it. We will enforce the law. They will be held accountable.” (Meeting Tr., PA23.)</w:t>
+      </w:r>
+    </w:p>
+    <w:p>
+      <w:pPr>
+        <w:pStyle w:val="BodyText"/>
+      </w:pPr>
+      <w:r>
+        <w:t xml:space="preserve">93. During its September 26, 2024 meeting, the Oklahoma State Board of Education approved a $3 million budget request for the fiscal year starting on July 1, 2025, and ending on June 30, 2026, “to provide Bibles to the Oklahoma classrooms.” (Meeting Tr., PA26.) During that Board meeting, Superintendent Walters stated that this “three-million-dollar ask . . . would be in conjunction with the three million dollars that we’re putting forth currently to provide Bibles in the classroom. So this would give us the ability to utilize six million dollars in less than two years to ensure that the Bible hasn’t been driven out of Oklahoma classrooms . . . .” (Meeting Tr., PA26.) At that meeting, Walters indicated that he would be issuing a Request for Proposal for the spending of the initial $3 million during the current fiscal year. (Meeting Tr., PA26.) He added that the Bibles that would be purchased with these funds and provided to school districts would be King James Version Bibles that do not have commentary. (Meeting Tr., PA26.) The King James Version of the Bible is a Protestant version that is different from the Bibles typically used by Catholics and Jews. See, e.g., Tudor v. Bd. of Educ, 100 A.2d 857, 864–66 (N.J. 1953); Joan DelFattore, What Is Past Is Prelude: Newdow and the Evolution of Thought on Religious Affirmations in Public Schools, 8 U. Pa. J. Const. L. 641, 663–69 (2006); Schools and School Districts—Reading Bible in Public Schools, 24 Harv. L. Rev. 160 (1910).</w:t>
+      </w:r>
+    </w:p>
+    <w:p>
+      <w:pPr>
+        <w:pStyle w:val="BodyText"/>
+      </w:pPr>
+      <w:r>
+        <w:t xml:space="preserve">94. On September 30, 2024, the State Department of Education posted a Request for Proposal (“the Bible RFP”) on its website “for the purchase of 55,000 King James Version Bibles that contain The United States Pledge of Allegiance, The U.S. Declaration of Independence, The U.S. Constitution, and The U.S. Bill of Rights documents included for Oklahoma’s classrooms.” (PA29.) The RFP states, “The Office of Management and Enterprise Services (OMES), Central Purchasing Division, is seeking responses on behalf of Oklahoma State Department of Education from potential Suppliers to provide a contract for the purchase of 55,000 King James Version Bibles, and 55,000 copies each of The United States Pledge of Allegiance, The U.S. Declaration of Independence, The U.S. Constitution, and The U.S. Bill of Rights documents included. These documents can be bound together or separately.” (PA87.)</w:t>
+      </w:r>
+    </w:p>
+    <w:p>
+      <w:pPr>
+        <w:pStyle w:val="BodyText"/>
+      </w:pPr>
+      <w:r>
+        <w:t xml:space="preserve">95. The RFP adds: • “The supplier must provide 55,000 Bibles with shipping included to each school</w:t>
+      </w:r>
+    </w:p>
+    <w:p>
+      <w:pPr>
+        <w:pStyle w:val="BodyText"/>
+      </w:pPr>
+      <w:r>
+        <w:t xml:space="preserve">district and with a two-week delivery time after contract award date.” • “The supplier must provide only the King James Version Bible for historical</w:t>
+      </w:r>
+    </w:p>
+    <w:p>
+      <w:pPr>
+        <w:pStyle w:val="BodyText"/>
+      </w:pPr>
+      <w:r>
+        <w:t xml:space="preserve">accuracy and contain both the Old and New Testaments.” • “The supplier must also provide copies of The United States Pledge of</w:t>
+      </w:r>
+    </w:p>
+    <w:p>
+      <w:pPr>
+        <w:pStyle w:val="BodyText"/>
+      </w:pPr>
+      <w:r>
+        <w:t xml:space="preserve">Allegiance, The U.S. Declaration of Independence, The U.S. Constitution, and The</w:t>
+      </w:r>
+    </w:p>
+    <w:p>
+      <w:pPr>
+        <w:pStyle w:val="BodyText"/>
+      </w:pPr>
+      <w:r>
+        <w:t xml:space="preserve">U.S. Bill of Rights. These can be bound together or separately.” • “The supplier’s Bible must not contain study guides, publisher narration, or</w:t>
+      </w:r>
+    </w:p>
+    <w:p>
+      <w:pPr>
+        <w:pStyle w:val="BodyText"/>
+      </w:pPr>
+      <w:r>
+        <w:t xml:space="preserve">additional commentary.” • “The supplier’s Bible must be bound in leather or leather-like material for</w:t>
+      </w:r>
+    </w:p>
+    <w:p>
+      <w:pPr>
+        <w:pStyle w:val="BodyText"/>
+      </w:pPr>
+      <w:r>
+        <w:t xml:space="preserve">durability. The additional documents listed [above] must also be bound in durable</w:t>
+      </w:r>
+    </w:p>
+    <w:p>
+      <w:pPr>
+        <w:pStyle w:val="BodyText"/>
+      </w:pPr>
+      <w:r>
+        <w:t xml:space="preserve">material.” (PA87–88.)</w:t>
+      </w:r>
+    </w:p>
+    <w:p>
+      <w:pPr>
+        <w:pStyle w:val="BodyText"/>
+      </w:pPr>
+      <w:r>
+        <w:t xml:space="preserve">96. The RFP provides that the due date for responsive proposals is October 21, 2024, at 1 pm Central time. (PA86.) The RFP further provides that the supplier of the Bibles may be paid any time after delivery of the Bibles and submission of an invoice, and must be paid within thirty days thereof. (PA91.)</w:t>
+      </w:r>
+    </w:p>
+    <w:p>
+      <w:pPr>
+        <w:pStyle w:val="BodyText"/>
+      </w:pPr>
+      <w:r>
+        <w:t xml:space="preserve">97. The foregoing describes the current version of the RFP, as amended as of October 7, 2024. The RFP had initially provided (before that amendment) that the Pledge of Allegiance, Declaration of Independence, Constitution, and Bill of Rights had to be contained in the Bibles and could not be provided as separate documents. (Original Attachment A to RFP, PA100.) The original RFP also had set forth a deadline of October 14 for responsive bids. (Compare original Bidder Instructions, PA31, with Amendment No. 3, PA86.) And the amendment added “[p]rice” as an evaluation criterion; originally, the only two criteria had been “[m]andatory requirements” and “[c]riteria for delivery.” (Compare original Attachment A, PA100, with revised Attachment A, PA87.)</w:t>
+      </w:r>
+    </w:p>
+    <w:p>
+      <w:pPr>
+        <w:pStyle w:val="BodyText"/>
+      </w:pPr>
+      <w:r>
+        <w:t xml:space="preserve">98. The RFP makes clear that the OMES Respondents have been and will be heavily involved in the issuance of the RFP, the award of a contract thereunder, and the payment of state funds thereunder. For instance, the RFP states that the contract will be “awarded on behalf of the Oklahoma State Department of Education by and through the Office of Management and Enterprise Services” (PA87), identifies the “contracting officer” as OMES employee Hansel (PA31), and states that the Director of OMES will be responsible for ensuring that payment is timely issued (PA85).</w:t>
+      </w:r>
+    </w:p>
+    <w:p>
+      <w:pPr>
+        <w:pStyle w:val="BodyText"/>
+      </w:pPr>
+      <w:r>
+        <w:t xml:space="preserve">99. Nothing in the legislatively approved budget for the current fiscal year authorizes Respondents to spend state funds on Bibles. See 2024 Okla. Sess. Laws Ch. 379 §§ 1–⁠47. A spokesperson for Superintendent Walters stated that the $3 million Walters plans to spend on Bibles will come from money that was supposed to be spent on Department of Education staff salaries. See Jennifer Palmer, et al., ‘Trump Bible’ one of few that meet Walters’ criteria for Oklahoma classrooms, The Oklahoman (Oct. 4, 2024), https://​bit.​ly/​402FOmF. There is no evidence or public record of any attempt by the Department of Education Respondents to follow procedures (detailed below) applicable to attempts to reallocate state funds from one purpose to another.</w:t>
+      </w:r>
+    </w:p>
+    <w:p>
+      <w:pPr>
+        <w:pStyle w:val="BodyText"/>
+      </w:pPr>
+      <w:r>
+        <w:t xml:space="preserve">100. Petitioners are aware of only two manufacturers that supply King James Version Bibles that are bound in leather or leather-like material and contain the Pledge of Allegiance, Declaration of Independence, Constitution, and Bill of Rights: (1) the supplier of the “God Bless the USA Bible,” also known as the “Greenwood Bible,” which costs $59.99, and is officially endorsed by a prominent candidate for public office (see Home, God Bless the USA Bible, https://​bit.​ly/​3zSa2yj (last visited Oct. 16, 2024)); and (2) the supplier of the “We the People Bible,” which costs $89.99 (see We the People: Single Bible, America Superstore, https://​bit.​ly/​3Y6MFZV (last visited Oct. 16, 2024)). Petitioners are not aware of any vendor that supplies copies of the Pledge of Allegiance, Declaration of Independence, Constitution, and Bill of Rights that are bound together—or are each bound separately—in durable material. The campaign disclosure of the prominent candidate for public office who endorses the “God Bless the USA Bible” reports that he has earned $300,000 in royalties from that Bible. See Candidate-Report-Donald-J.-Trump</w:t>
       </w:r>
       <w:r>
         <w:noBreakHyphen/>
       </w:r>
       <w:r>
-        <w:t xml:space="preserve">3</w:t>
+        <w:t xml:space="preserve">2024-Part</w:t>
       </w:r>
       <w:r>
         <w:noBreakHyphen/>
       </w:r>
       <w:r>
-        <w:t xml:space="preserve">113. The same is true with respect to all other Oklahoma Academic Standards (see OAC §§ 210:15</w:t>
-      </w:r>
-      <w:r>
-        <w:noBreakHyphen/>
-      </w:r>
-      <w:r>
-        <w:t xml:space="preserve">3</w:t>
-      </w:r>
-      <w:r>
-        <w:noBreakHyphen/>
-      </w:r>
-      <w:r>
-        <w:t xml:space="preserve">1 to 210:15</w:t>
-      </w:r>
-      <w:r>
-        <w:noBreakHyphen/>
-      </w:r>
-      <w:r>
-        <w:t xml:space="preserve">3</w:t>
-      </w:r>
-      <w:r>
-        <w:noBreakHyphen/>
-      </w:r>
-      <w:r>
-        <w:t xml:space="preserve">209), except for a single reference relating to study of Native American perspectives (OAC § 210:15</w:t>
-      </w:r>
-      <w:r>
-        <w:noBreakHyphen/>
-      </w:r>
-      <w:r>
-        <w:t xml:space="preserve">3</w:t>
-      </w:r>
-      <w:r>
-        <w:noBreakHyphen/>
-      </w:r>
-      <w:r>
-        <w:t xml:space="preserve">139(d)).</w:t>
-      </w:r>
-    </w:p>
-    <w:p>
-      <w:pPr>
-        <w:pStyle w:val="BodyText"/>
-      </w:pPr>
-      <w:r>
-        <w:t xml:space="preserve">90. Oklahoma also has a State Textbook Committee that annually meets to create a list of approved state textbooks that school districts may elect to use. See 70 O.S. §§ 16</w:t>
-      </w:r>
-      <w:r>
-        <w:noBreakHyphen/>
-      </w:r>
-      <w:r>
-        <w:t xml:space="preserve">101, 16102. The State Textbook Committee has not selected the Bible as a textbook or other instructional material for the 2024–25 schoolyear. See State Textbook Approved Titles, Okla. State Dep’t of Educ., https://bit.ly/482ColY (last updated Sept. 4, 2024).</w:t>
-      </w:r>
-    </w:p>
-    <w:p>
-      <w:pPr>
-        <w:pStyle w:val="BodyText"/>
-      </w:pPr>
-      <w:r>
-        <w:t xml:space="preserve">91. The Department of Education Respondents issued the Bible Education Mandate without following any of the procedures that the OAPA requires for issuance of a rule, such as provision of notice through the Oklahoma Register and a comment period. See Search Oklahoma Registers, Okla. Sec’y of State Admin. Rules, https://bit.ly/4h5q74f (last visited Oct. 16, 2024).</w:t>
-      </w:r>
-    </w:p>
-    <w:p>
-      <w:pPr>
-        <w:pStyle w:val="BodyText"/>
-      </w:pPr>
-      <w:r>
-        <w:t xml:space="preserve">92. At State Board of Education meetings and in interviews with the media, Superintendent Walters has repeatedly emphasized that the Department will strictly enforce the Bible Education Mandate. For example, at a June 27 Board meeting, Superintendent Walters stated, “every school district will adhere to” the Mandate and “every teacher, every classroom in the state will have a Bible in the classroom and will be teaching from the Bible in the classroom . . . .” (Meeting Tr., PA14.) In a July 1, 2024 interview with PBS NewsHour, Walters stated, “If teachers don’t want to teach it, they are compelled to teach it, or they can find another job.” (Interview Tr., PA17.) In a July 24, 2024 press release, Walters stated, “Some Oklahoma educators have indicated they won’t follow the law and Oklahoma standards, so let me be clear: they will comply, and I will use every means to make sure of it.” (PA6.) In a July 28, 2024 interview on Fox and Friends Weekend, Walters stated, referring to Bible instruction, “I’m going to tell these woke administrators, if they’re going to break the law and not teach it, they can go to California because . . . here in Oklahoma schools, we’re going to make sure that history is taught.” (Interview Tr., PA20.) At a July 31, 2024 Board meeting, Superintendent Walters stated that certain “rogue administrators” had “come out and said that they’re not going to . . . teach the Bible because they don’t agree with it,” and added, “So now dealing with these districts, that want to break state law, want to lie to kids and indoctrinate kids by not including the Bible in its historical context . . . It’s outrageous, we will not allow it. So just because they don’t like it . . . doesn’t mean that they won’t do it. We will enforce the law. They will be held accountable.” (Meeting Tr., PA23.)</w:t>
-      </w:r>
-    </w:p>
-    <w:p>
-      <w:pPr>
-        <w:pStyle w:val="BodyText"/>
-      </w:pPr>
-      <w:r>
-        <w:t xml:space="preserve">93. During its September 26, 2024 meeting, the Oklahoma State Board of Education approved a $3 million budget request for the fiscal year starting on July 1, 2025, and ending on June 30, 2026, “to provide Bibles to the Oklahoma classrooms.” (Meeting Tr., PA26.) During that Board meeting, Superintendent Walters stated that this “three-million-dollar ask . . . would be in conjunction with the three million dollars that we’re putting forth currently to provide Bibles in the classroom. So this would give us the ability to utilize six million dollars in less than two years to ensure that the Bible hasn’t been driven out of Oklahoma classrooms . . . .” (Meeting Tr., PA26.) At that meeting, Walters indicated that he would be issuing a Request for Proposal for the spending of the initial $3 million during the current fiscal year. (Meeting Tr., PA26.) He added that the Bibles that would be purchased with these funds and provided to school districts would be King James Version Bibles that do not have commentary. (Meeting Tr., PA26.) The King James Version of the Bible is a Protestant version that is different from the Bibles typically used by Catholics and Jews. See, e.g., Tudor v. Bd. of Educ, 100 A.2d 857, 864–66 (N.J. 1953); Joan DelFattore, What Is Past Is Prelude: Newdow and the Evolution of Thought on Religious Affirmations in Public Schools, 8 U. Pa. J. Const. L. 641, 663–69 (2006); Schools and School Districts—Reading Bible in Public Schools, 24 Harv. L. Rev. 160 (1910).</w:t>
-      </w:r>
-    </w:p>
-    <w:p>
-      <w:pPr>
-        <w:pStyle w:val="BodyText"/>
-      </w:pPr>
-      <w:r>
-        <w:t xml:space="preserve">94. On September 30, 2024, the State Department of Education posted a Request for Proposal (“the Bible RFP”) on its website “for the purchase of 55,000 King James Version Bibles that contain The United States Pledge of Allegiance, The U.S. Declaration of Independence, The U.S. Constitution, and The U.S. Bill of Rights documents included for Oklahoma’s classrooms.” (PA29.) The RFP states, “The Office of Management and Enterprise Services (OMES), Central Purchasing Division, is seeking responses on behalf of Oklahoma State Department of Education from potential Suppliers to provide a contract for the purchase of 55,000 King James Version Bibles, and 55,000 copies each of The United States Pledge of Allegiance, The U.S. Declaration of Independence, The U.S. Constitution, and The U.S. Bill of Rights documents included. These documents can be bound together or separately.” (PA87.)</w:t>
-      </w:r>
-    </w:p>
-    <w:p>
-      <w:pPr>
-        <w:pStyle w:val="BodyText"/>
-      </w:pPr>
-      <w:r>
-        <w:t xml:space="preserve">95. The RFP adds: • “The supplier must provide 55,000 Bibles with shipping included to each school</w:t>
-      </w:r>
-    </w:p>
-    <w:p>
-      <w:pPr>
-        <w:pStyle w:val="BodyText"/>
-      </w:pPr>
-      <w:r>
-        <w:t xml:space="preserve">district and with a two-week delivery time after contract award date.” • “The supplier must provide only the King James Version Bible for historical</w:t>
-      </w:r>
-    </w:p>
-    <w:p>
-      <w:pPr>
-        <w:pStyle w:val="BodyText"/>
-      </w:pPr>
-      <w:r>
-        <w:t xml:space="preserve">accuracy and contain both the Old and New Testaments.” • “The supplier must also provide copies of The United States Pledge of</w:t>
-      </w:r>
-    </w:p>
-    <w:p>
-      <w:pPr>
-        <w:pStyle w:val="BodyText"/>
-      </w:pPr>
-      <w:r>
-        <w:t xml:space="preserve">Allegiance, The U.S. Declaration of Independence, The U.S. Constitution, and The</w:t>
-      </w:r>
-    </w:p>
-    <w:p>
-      <w:pPr>
-        <w:pStyle w:val="BodyText"/>
-      </w:pPr>
-      <w:r>
-        <w:t xml:space="preserve">U.S. Bill of Rights. These can be bound together or separately.” • “The supplier’s Bible must not contain study guides, publisher narration, or</w:t>
-      </w:r>
-    </w:p>
-    <w:p>
-      <w:pPr>
-        <w:pStyle w:val="BodyText"/>
-      </w:pPr>
-      <w:r>
-        <w:t xml:space="preserve">additional commentary.” • “The supplier’s Bible must be bound in leather or leather-like material for</w:t>
-      </w:r>
-    </w:p>
-    <w:p>
-      <w:pPr>
-        <w:pStyle w:val="BodyText"/>
-      </w:pPr>
-      <w:r>
-        <w:t xml:space="preserve">durability. The additional documents listed [above] must also be bound in durable</w:t>
-      </w:r>
-    </w:p>
-    <w:p>
-      <w:pPr>
-        <w:pStyle w:val="BodyText"/>
-      </w:pPr>
-      <w:r>
-        <w:t xml:space="preserve">material.” (PA87–88.)</w:t>
-      </w:r>
-    </w:p>
-    <w:p>
-      <w:pPr>
-        <w:pStyle w:val="BodyText"/>
-      </w:pPr>
-      <w:r>
-        <w:t xml:space="preserve">96. The RFP provides that the due date for responsive proposals is October 21, 2024, at 1 pm Central time. (PA86.) The RFP further provides that the supplier of the Bibles may be paid any time after delivery of the Bibles and submission of an invoice, and must be paid within thirty days thereof. (PA91.)</w:t>
-      </w:r>
-    </w:p>
-    <w:p>
-      <w:pPr>
-        <w:pStyle w:val="BodyText"/>
-      </w:pPr>
-      <w:r>
-        <w:t xml:space="preserve">97. The foregoing describes the current version of the RFP, as amended as of October 7, 2024. The RFP had initially provided (before that amendment) that the Pledge of Allegiance, Declaration of Independence, Constitution, and Bill of Rights had to be contained in the Bibles and could not be provided as separate documents. (Original Attachment A to RFP, PA100.) The original RFP also had set forth a deadline of October 14 for responsive bids. (Compare original Bidder Instructions, PA31, with Amendment No. 3, PA86.) And the amendment added “[p]rice” as an evaluation criterion; originally, the only two criteria had been “[m]andatory requirements” and “[c]riteria for delivery.” (Compare original Attachment A, PA100, with revised Attachment A, PA87.)</w:t>
-      </w:r>
-    </w:p>
-    <w:p>
-      <w:pPr>
-        <w:pStyle w:val="BodyText"/>
-      </w:pPr>
-      <w:r>
-        <w:t xml:space="preserve">98. The RFP makes clear that the OMES Respondents have been and will be heavily involved in the issuance of the RFP, the award of a contract thereunder, and the payment of state funds thereunder. For instance, the RFP states that the contract will be “awarded on behalf of the Oklahoma State Department of Education by and through the Office of Management and Enterprise Services” (PA87), identifies the “contracting officer” as OMES employee Hansel (PA31), and states that the Director of OMES will be responsible for ensuring that payment is timely issued (PA85).</w:t>
-      </w:r>
-    </w:p>
-    <w:p>
-      <w:pPr>
-        <w:pStyle w:val="BodyText"/>
-      </w:pPr>
-      <w:r>
-        <w:t xml:space="preserve">99. Nothing in the legislatively approved budget for the current fiscal year authorizes Respondents to spend state funds on Bibles. See 2024 Okla. Sess. Laws Ch. 379 §§ 1–47. A spokesperson for Superintendent Walters stated that the $3 million Walters plans to spend on Bibles will come from money that was supposed to be spent on Department of Education staff salaries. See Jennifer Palmer, et al., ‘Trump Bible’ one of few that meet Walters’ criteria for Oklahoma classrooms, The Oklahoman (Oct. 4, 2024), https://bit.ly/402FOmF. There is no evidence or public record of any attempt by the Department of Education Respondents to follow procedures (detailed below) applicable to attempts to reallocate state funds from one purpose to another.</w:t>
-      </w:r>
-    </w:p>
-    <w:p>
-      <w:pPr>
-        <w:pStyle w:val="BodyText"/>
-      </w:pPr>
-      <w:r>
-        <w:t xml:space="preserve">100. Petitioners are aware of only two manufacturers that supply King James Version Bibles that are bound in leather or leather-like material and contain the Pledge of Allegiance, Declaration of Independence, Constitution, and Bill of Rights: (1) the supplier of the “God Bless the USA Bible,” also known as the “Greenwood Bible,” which costs $59.99, and is officially endorsed by a prominent candidate for public office (see Home, God Bless the USA Bible, https://bit.ly/3zSa2yj (last visited Oct. 16, 2024)); and (2) the supplier of the “We the People Bible,” which costs $89.99 (see We the People: Single Bible, America Superstore, https://bit.ly/3Y6MFZV (last visited Oct. 16, 2024)). Petitioners are not aware of any vendor that supplies copies of the Pledge of Allegiance, Declaration of Independence, Constitution, and Bill of Rights that are bound together—or are each bound separately—in durable material. The campaign disclosure of the prominent candidate for public office who endorses the “God Bless the USA Bible” reports that he has earned $300,000 in royalties from that Bible. See Candidate-Report-Donald-J.-Trump</w:t>
-      </w:r>
-      <w:r>
-        <w:noBreakHyphen/>
-      </w:r>
-      <w:r>
-        <w:t xml:space="preserve">2024-Part</w:t>
-      </w:r>
-      <w:r>
-        <w:noBreakHyphen/>
-      </w:r>
-      <w:r>
-        <w:t xml:space="preserve">6, line 22.3, https://bit.ly/3Y4qnI9.</w:t>
+        <w:t xml:space="preserve">6, line 22.3, https://​bit.​ly/​3Y4qnI9.</w:t>
       </w:r>
     </w:p>
     <w:p>
@@ -6818,15 +6740,15 @@
         <w:noBreakHyphen/>
       </w:r>
       <w:r>
-        <w:t xml:space="preserve">00151, Docket (https://bit.ly/3BAwsV5), Complaint (https://bit.ly/4dIlcn5), Motion to Amend Petition/​Complaint (https://bit.ly/3BSm5vV).</w:t>
-      </w:r>
-    </w:p>
-    <w:p>
-      <w:pPr>
-        <w:pStyle w:val="BodyText"/>
-      </w:pPr>
-      <w:r>
-        <w:t xml:space="preserve">105. This Court also has authority to exercise jurisdiction over this case. Section 4 of Article VII of the Oklahoma Constitution grants this Court “general superintending control over . . . all Agencies, Commissions, and Boards created by law.” The OAPA grants a right to bring suit to challenge an agency’s rule when the rule harms or threatens to harm the petitioner (75 O.S. § 306(A)), and the OAPA confirms this Court’s authority to declare agency rules invalid (75 O.S. § 306(C)). The Bible Education Mandate harms Petitioners in numerous ways, including the following: The Mandate orders the teacher petitioners to present instruction that is on religious tenets to which they do not subscribe, that would harm their students, and that would damage their relationships with their students—or face the loss of their jobs and teaching licenses if they refuse. The Mandate subjects the student petitioners to instruction on religious beliefs to which they do not adhere. The Mandate interferes with the parent plaintiffs’ right to direct the religious and moral upbringing of their children. The tax payments of all the adult petitioners will be unlawfully spent on Bibles over their objections. Petitioners sue both under the OAPA and in their capacities as taxpayers.</w:t>
+        <w:t xml:space="preserve">00151, Docket (https://​bit.​ly/​3BAwsV5), Complaint (https://​bit.​ly/​4dIlcn5), Motion to Amend Petition/​Complaint (https://​bit.​ly/​3BSm5vV).</w:t>
+      </w:r>
+    </w:p>
+    <w:p>
+      <w:pPr>
+        <w:pStyle w:val="BodyText"/>
+      </w:pPr>
+      <w:r>
+        <w:t xml:space="preserve">105. This Court also has authority to exercise jurisdiction over this case. Section 4 of Article VII of the Oklahoma Constitution grants this Court “general superintending control over . . . all Agencies, Commissions, and Boards created by law.” The OAPA grants a right to bring suit to challenge an agency’s rule when the rule harms or threatens to harm the petitioner (75 O.S. § 306(A)), and the OAPA confirms this Court’s authority to declare agency rules invalid (75 O.S. § 306(C)). The Bible Education Mandate harms Petitioners in numerous ways, including the following: The Mandate orders the teacher petitioners to present instruction that is on religious tenets to which they do not subscribe, that would harm their students, and that would damage their relationships with their students—or face the loss of their jobs and teaching licenses if they refuse. The Mandate subjects the student petitioners to instruction on religious beliefs to which they do not adhere. The Mandate interferes with the parent plaintiffs’ right to direct the religious and moral upbringing of their children. The tax payments of all the adult petitioners will be unlawfully spent on Bibles over their objections. Petitioners sue both under the OAPA and in their capacities as taxpayers.</w:t>
       </w:r>
     </w:p>
     <w:p>
@@ -6888,263 +6810,167 @@
         <w:pStyle w:val="BodyText"/>
       </w:pPr>
       <w:r>
-        <w:t xml:space="preserve">109. In issuing the Bible Education Mandate, the Department of Education Respondents did not “faithfully follow[]” “the laws and administrative rules relating to the adoption, review and promulgation of . . . rules” (75 O.S. § 306(C)⁠(4)). These requirements include that the agency issuing the rule give notice through the Oklahoma Register (see 75 O.S. § 303(A)⁠(1)), allow for a comment period (see 75 O.S. § 303(A)⁠(2)), take into account certain considerations (see 75 O.S. § 303(A)⁠(4)-(5)), forward copies of the rule to the governor and legislative leaders (see 75 O.S. § 303.1(A)), file the newly adopted or amended rule with the Secretary of State (see 75 O.S. §§ 250.3(19), 251(B)⁠(1)), and prepare a summary of the rule (see 75 O.S. § 251(B)⁠(2)⁠(f)). The Department of Education Respondents did not even attempt to do any of these things. See Search Oklahoma Registers, Okla. Sec’y of State Admin. Rules, https://bit.ly/4h5q74f (last visited Oct. 16, 2024).</w:t>
-      </w:r>
-    </w:p>
-    <w:p>
-      <w:pPr>
-        <w:pStyle w:val="BodyText"/>
-      </w:pPr>
-      <w:r>
-        <w:t xml:space="preserve">110. Nor did the Department of Education Respondents follow the procedure for modifying the Oklahoma Academic Standards in promulgating the Bible Education Mandate. These subject-matter standards are a set of educational benchmarks for each grade in each subject-matter area. See 70 O.S. §§ 11</w:t>
+        <w:t xml:space="preserve">109. In issuing the Bible Education Mandate, the Department of Education Respondents did not “faithfully follow[]” “the laws and administrative rules relating to the adoption, review and promulgation of . . . rules” (75 O.S. § 306(C)⁠(4)). These requirements include that the agency issuing the rule give notice through the Oklahoma Register (see 75 O.S. § 303(A)⁠(1)), allow for a comment period (see 75 O.S. § 303(A)⁠(2)), take into account certain considerations (see 75 O.S. § 303(A)⁠(4)-⁠(5)), forward copies of the rule to the governor and legislative leaders (see 75 O.S. § 303.1(A)), file the newly adopted or amended rule with the Secretary of State (see 75 O.S. §§ 250.3(19), 251(B)⁠(1)), and prepare a summary of the rule (see 75 O.S. § 251(B)⁠(2)⁠(f)). The Department of Education Respondents did not even attempt to do any of these things. See Search Oklahoma Registers, Okla. Sec’y of State Admin. Rules, https://​bit.​ly/​4h5q74f (last visited Oct. 16, 2024).</w:t>
+      </w:r>
+    </w:p>
+    <w:p>
+      <w:pPr>
+        <w:pStyle w:val="BodyText"/>
+      </w:pPr>
+      <w:r>
+        <w:t xml:space="preserve">110. Nor did the Department of Education Respondents follow the procedure for modifying the Oklahoma Academic Standards in promulgating the Bible Education Mandate. These subject-matter standards are a set of educational benchmarks for each grade in each subject-matter area. See 70 O.S. §§ 11-⁠103.6a. The subject-matter standards must be adopted by the State Board of Education every six years and must be approved by the legislature. See 70 O.S. §§ 11-⁠103.6a, 11</w:t>
       </w:r>
       <w:r>
         <w:noBreakHyphen/>
       </w:r>
       <w:r>
-        <w:t xml:space="preserve">103.6a. The subject-matter standards must be adopted by the State Board of Education every six years and must be approved by the legislature. See 70 O.S. §§ 11</w:t>
+        <w:t xml:space="preserve">103.6a</w:t>
       </w:r>
       <w:r>
         <w:noBreakHyphen/>
       </w:r>
       <w:r>
-        <w:t xml:space="preserve">103.6a, 11</w:t>
+        <w:t xml:space="preserve">1. The subject-matter standards have not been modified through this procedure to incorporate the Bible Education Mandate. See OAC §§ 210:15-⁠3-⁠1 to 210:15</w:t>
       </w:r>
       <w:r>
         <w:noBreakHyphen/>
       </w:r>
       <w:r>
-        <w:t xml:space="preserve">103.6a</w:t>
+        <w:t xml:space="preserve">3</w:t>
       </w:r>
       <w:r>
         <w:noBreakHyphen/>
       </w:r>
       <w:r>
-        <w:t xml:space="preserve">1. The subject-matter standards have not been modified through this procedure to incorporate the Bible Education Mandate. See OAC §§ 210:15</w:t>
+        <w:t xml:space="preserve">209; Search Oklahoma Registers, Okla. Sec’y of State Admin. Rules, https://​bit.​ly/​4h5q74f (last visited Oct. 16, 2024).</w:t>
+      </w:r>
+    </w:p>
+    <w:p>
+      <w:pPr>
+        <w:pStyle w:val="BodyText"/>
+      </w:pPr>
+      <w:r>
+        <w:t xml:space="preserve">111. Indeed, the Bible is not one of the textbooks or other instructional materials that are on the approved list of state textbooks and curricular materials for the 2024–25 schoolyear. See State Textbook Approved Titles, Okla. State Dep’t of Educ. (last updated Sept. 4, 2024), https://​bit.​ly/​482ColY. The State Textbook Committee, which annually meets to create this list (see 70 O.S. §§ 16-⁠101, 16</w:t>
       </w:r>
       <w:r>
         <w:noBreakHyphen/>
       </w:r>
       <w:r>
-        <w:t xml:space="preserve">3</w:t>
+        <w:t xml:space="preserve">102), never included the Bible in it. In any event, while school districts may use textbooks from the list, they are not required to use any particular textbook on it, and they can choose to use textbooks and supplemental materials that are not on the list. See 70 O.S. §§ 16-⁠111, 16</w:t>
       </w:r>
       <w:r>
         <w:noBreakHyphen/>
       </w:r>
       <w:r>
-        <w:t xml:space="preserve">1 to 210:15</w:t>
+        <w:t xml:space="preserve">111.1.</w:t>
+      </w:r>
+    </w:p>
+    <w:p>
+      <w:pPr>
+        <w:pStyle w:val="BodyText"/>
+      </w:pPr>
+      <w:r>
+        <w:t xml:space="preserve">112. Moreover, the Bible Education Mandate contravenes the OAPA’s requirement “that the rule is not violative of any other applicable statute” (75 O.S. § 306(C)⁠(3)). Under 70 O.S. § 11-⁠103.6a(F), “[s]chool districts shall exclusively determine the instruction, curriculum, reading lists and instructional materials and textbooks, subject to any applicable provisions or requirements as set forth in law, to be used in meeting the subject matter standards.” Contrary to this statute, the Bible Education Mandate requires school districts to provide particular instruction and use a particular instructional item—the Bible.</w:t>
+      </w:r>
+    </w:p>
+    <w:p>
+      <w:pPr>
+        <w:pStyle w:val="BodyText"/>
+      </w:pPr>
+      <w:r>
+        <w:t xml:space="preserve">113. For the above-stated reasons, the Bible Education Mandate also violates the OAPA’s requirements that “the agency possessed the authority to promulgate the rule” and “that the rule is consistent with any statute authorizing or controlling its issuance and does not exceed statutory authority” (75 O.S. §§ 306(C)⁠(1)–⁠(2)). And even aside from those reasons, nothing in the statutes that set forth the powers of the Department of Education Respondents gave them authority to promulgate the Bible Education Mandate. Those statutes simply contain nothing that would authorize the Department of Education Respondents to require school districts to include any particular text in their curriculum. See 70 O.S. §§ 3-⁠104, 3</w:t>
       </w:r>
       <w:r>
         <w:noBreakHyphen/>
       </w:r>
       <w:r>
-        <w:t xml:space="preserve">3</w:t>
+        <w:t xml:space="preserve">107, 3107.1.</w:t>
+      </w:r>
+    </w:p>
+    <w:p>
+      <w:pPr>
+        <w:pStyle w:val="BodyText"/>
+      </w:pPr>
+      <w:r>
+        <w:t xml:space="preserve">114. Because the Bible Education Mandate violates the OAPA, spending public funds in furtherance of it—including purchasing Bibles for delivery to school districts as requested by the Bible RFP—would be unlawful. The RFP and the planned spending of state funds on Bibles are illegal for a number of other reasons as well.</w:t>
+      </w:r>
+    </w:p>
+    <w:p>
+      <w:pPr>
+        <w:pStyle w:val="BodyText"/>
+      </w:pPr>
+      <w:r>
+        <w:t xml:space="preserve">115. The Department of Education Respondents have no authority to spend state funds on Bibles. Nothing in the legislatively approved budget for the current fiscal year authorizes them to spend state funds on Bibles. See 2024 Okla. Sess. Laws Ch. 379 §§ 1–⁠47. Though the budget does appropriate a specific sum of money “for the purchase of textbooks” (id. § 13), “[a]ll monies allocated for the purchase of textbooks shall be sent directly to the school districts.” 70 O.S. § 16-⁠113(A); accord 70 O.S. § 16-⁠114.1 (“funds appropriated for the purchase of textbooks shall be apportioned by the State Board of Education to each school district”). No provision in the budget (see 2024 Okla. Sess. Laws Ch. 379 §§ 1–⁠47) or in the statutes governing the authority of the Department of Education Respondents (see 70 O.S. §§ 3-⁠104, 3</w:t>
       </w:r>
       <w:r>
         <w:noBreakHyphen/>
       </w:r>
       <w:r>
-        <w:t xml:space="preserve">209; Search Oklahoma Registers, Okla. Sec’y of State Admin. Rules, https://bit.ly/4h5q74f (last visited Oct. 16, 2024).</w:t>
-      </w:r>
-    </w:p>
-    <w:p>
-      <w:pPr>
-        <w:pStyle w:val="BodyText"/>
-      </w:pPr>
-      <w:r>
-        <w:t xml:space="preserve">111. Indeed, the Bible is not one of the textbooks or other instructional materials that are on the approved list of state textbooks and curricular materials for the 2024–25 schoolyear. See State Textbook Approved Titles, Okla. State Dep’t of Educ. (last updated Sept. 4, 2024), https://bit.ly/482ColY. The State Textbook Committee, which annually meets to create this list (see 70 O.S. §§ 16</w:t>
+        <w:t xml:space="preserve">107, 3</w:t>
       </w:r>
       <w:r>
         <w:noBreakHyphen/>
       </w:r>
       <w:r>
-        <w:t xml:space="preserve">101, 16</w:t>
+        <w:t xml:space="preserve">107.1) authorizes them to buy instructional materials themselves. Indeed, it would make no sense and be wasteful for the Department of Education Respondents to be able to do so, as school districts have the authority to select what materials to use and could simply decline to use materials that are offered to them (see 70 O.S. § 11-⁠103.6a(F), 16</w:t>
       </w:r>
       <w:r>
         <w:noBreakHyphen/>
       </w:r>
       <w:r>
-        <w:t xml:space="preserve">102), never included the Bible in it. In any event, while school districts may use textbooks from the list, they are not required to use any particular textbook on it, and they can choose to use textbooks and supplemental materials that are not on the list. See 70 O.S. §§ 16</w:t>
+        <w:t xml:space="preserve">111, 16</w:t>
       </w:r>
       <w:r>
         <w:noBreakHyphen/>
       </w:r>
       <w:r>
-        <w:t xml:space="preserve">111, 16</w:t>
+        <w:t xml:space="preserve">111.1).</w:t>
+      </w:r>
+    </w:p>
+    <w:p>
+      <w:pPr>
+        <w:pStyle w:val="BodyText"/>
+      </w:pPr>
+      <w:r>
+        <w:t xml:space="preserve">116. In addition, a spokesperson for Superintendent Walters stated that the $3 million Walters plans to spend on Bibles will come from money that was appropriated for Department of Education staff salaries. See Jennifer Palmer, et al., ‘Trump Bible’ one of few that meet Walters’ criteria for Oklahoma classrooms, The Oklahoman (Oct. 4, 2024), https://​bit.​ly/​402FOmF. But state funds appropriated for one purpose can only be spent on another purpose if a formal “request for budget transfer” and “revised agency budget” are sent to and approved by the Director of OMES and filed with the Joint Legislative Committee on Budget and Program Oversight. 62 O.S. § 34.52(B)–⁠(C). There is no evidence or public record of any attempt by the Department of Education Respondents to follow this procedure. In any event, such reallocations of funds must not “subvert[] the intention and objectives of the Legislature in establishing the original appropriation.” 62 O.S. § 34.52(D). Spending money that was appropriated for staff salaries on Bibles would be contrary to the intent of the legislature.</w:t>
+      </w:r>
+    </w:p>
+    <w:p>
+      <w:pPr>
+        <w:pStyle w:val="BodyText"/>
+      </w:pPr>
+      <w:r>
+        <w:t xml:space="preserve">117. Furthermore, Executive Order 2023</w:t>
       </w:r>
       <w:r>
         <w:noBreakHyphen/>
       </w:r>
       <w:r>
-        <w:t xml:space="preserve">111.1.</w:t>
-      </w:r>
-    </w:p>
-    <w:p>
-      <w:pPr>
-        <w:pStyle w:val="BodyText"/>
-      </w:pPr>
-      <w:r>
-        <w:t xml:space="preserve">112. Moreover, the Bible Education Mandate contravenes the OAPA’s requirement “that the rule is not violative of any other applicable statute” (75 O.S. § 306(C)⁠(3)). Under 70 O.S. § 11</w:t>
-      </w:r>
-      <w:r>
-        <w:noBreakHyphen/>
-      </w:r>
-      <w:r>
-        <w:t xml:space="preserve">103.6a(F), “[s]chool districts shall exclusively determine the instruction, curriculum, reading lists and instructional materials and textbooks, subject to any applicable provisions or requirements as set forth in law, to be used in meeting the subject matter standards.” Contrary to this statute, the Bible Education Mandate requires school districts to provide particular instruction and use a particular instructional item—the Bible.</w:t>
-      </w:r>
-    </w:p>
-    <w:p>
-      <w:pPr>
-        <w:pStyle w:val="BodyText"/>
-      </w:pPr>
-      <w:r>
-        <w:t xml:space="preserve">113. For the above-stated reasons, the Bible Education Mandate also violates the OAPA’s requirements that “the agency possessed the authority to promulgate the rule” and “that the rule is consistent with any statute authorizing or controlling its issuance and does not exceed statutory authority” (75 O.S. §§ 306(C)⁠(1)–(2)). And even aside from those reasons, nothing in the statutes that set forth the powers of the Department of Education Respondents gave them authority to promulgate the Bible Education Mandate. Those statutes simply contain nothing that would authorize the Department of Education Respondents to require school districts to include any particular text in their curriculum. See 70 O.S. §§ 3</w:t>
-      </w:r>
-      <w:r>
-        <w:noBreakHyphen/>
-      </w:r>
-      <w:r>
-        <w:t xml:space="preserve">104, 3</w:t>
-      </w:r>
-      <w:r>
-        <w:noBreakHyphen/>
-      </w:r>
-      <w:r>
-        <w:t xml:space="preserve">107, 3107.1.</w:t>
-      </w:r>
-    </w:p>
-    <w:p>
-      <w:pPr>
-        <w:pStyle w:val="BodyText"/>
-      </w:pPr>
-      <w:r>
-        <w:t xml:space="preserve">114. Because the Bible Education Mandate violates the OAPA, spending public funds in furtherance of it—including purchasing Bibles for delivery to school districts as requested by the Bible RFP—would be unlawful. The RFP and the planned spending of state funds on Bibles are illegal for a number of other reasons as well.</w:t>
-      </w:r>
-    </w:p>
-    <w:p>
-      <w:pPr>
-        <w:pStyle w:val="BodyText"/>
-      </w:pPr>
-      <w:r>
-        <w:t xml:space="preserve">115. The Department of Education Respondents have no authority to spend state funds on Bibles. Nothing in the legislatively approved budget for the current fiscal year authorizes them to spend state funds on Bibles. See 2024 Okla. Sess. Laws Ch. 379 §§ 1–47. Though the budget does appropriate a specific sum of money “for the purchase of textbooks” (id. § 13), “[a]ll monies allocated for the purchase of textbooks shall be sent directly to the school districts.” 70 O.S. § 16</w:t>
-      </w:r>
-      <w:r>
-        <w:noBreakHyphen/>
-      </w:r>
-      <w:r>
-        <w:t xml:space="preserve">113(A); accord 70 O.S. § 16</w:t>
-      </w:r>
-      <w:r>
-        <w:noBreakHyphen/>
-      </w:r>
-      <w:r>
-        <w:t xml:space="preserve">114.1 (“funds appropriated for the purchase of textbooks shall be apportioned by the State Board of Education to each school district”). No provision in the budget (see 2024 Okla. Sess. Laws Ch. 379 §§ 1–47) or in the statutes governing the authority of the Department of Education Respondents (see 70 O.S. §§ 3</w:t>
-      </w:r>
-      <w:r>
-        <w:noBreakHyphen/>
-      </w:r>
-      <w:r>
-        <w:t xml:space="preserve">104, 3</w:t>
-      </w:r>
-      <w:r>
-        <w:noBreakHyphen/>
-      </w:r>
-      <w:r>
-        <w:t xml:space="preserve">107, 3</w:t>
-      </w:r>
-      <w:r>
-        <w:noBreakHyphen/>
-      </w:r>
-      <w:r>
-        <w:t xml:space="preserve">107.1) authorizes them to buy instructional materials themselves. Indeed, it would make no sense and be wasteful for the Department of Education Respondents to be able to do so, as school districts have the authority to select what materials to use and could simply decline to use materials that are offered to them (see 70 O.S. § 11</w:t>
-      </w:r>
-      <w:r>
-        <w:noBreakHyphen/>
-      </w:r>
-      <w:r>
-        <w:t xml:space="preserve">103.6a(F), 16</w:t>
-      </w:r>
-      <w:r>
-        <w:noBreakHyphen/>
-      </w:r>
-      <w:r>
-        <w:t xml:space="preserve">111, 16</w:t>
-      </w:r>
-      <w:r>
-        <w:noBreakHyphen/>
-      </w:r>
-      <w:r>
-        <w:t xml:space="preserve">111.1).</w:t>
-      </w:r>
-    </w:p>
-    <w:p>
-      <w:pPr>
-        <w:pStyle w:val="BodyText"/>
-      </w:pPr>
-      <w:r>
-        <w:t xml:space="preserve">116. In addition, a spokesperson for Superintendent Walters stated that the $3 million Walters plans to spend on Bibles will come from money that was appropriated for Department of Education staff salaries. See Jennifer Palmer, et al., ‘Trump Bible’ one of few that meet Walters’ criteria for Oklahoma classrooms, The Oklahoman (Oct. 4, 2024), https://bit.ly/402FOmF. But state funds appropriated for one purpose can only be spent on another purpose if a formal “request for budget transfer” and “revised agency budget” are sent to and approved by the Director of OMES and filed with the Joint Legislative Committee on Budget and Program Oversight. 62 O.S. § 34.52(B)–(C). There is no evidence or public record of any attempt by the Department of Education Respondents to follow this procedure. In any event, such reallocations of funds must not “subvert[] the intention and objectives of the Legislature in establishing the original appropriation.” 62 O.S. § 34.52(D). Spending money that was appropriated for staff salaries on Bibles would be contrary to the intent of the legislature.</w:t>
-      </w:r>
-    </w:p>
-    <w:p>
-      <w:pPr>
-        <w:pStyle w:val="BodyText"/>
-      </w:pPr>
-      <w:r>
-        <w:t xml:space="preserve">117. Furthermore, Executive Order 2023</w:t>
-      </w:r>
-      <w:r>
-        <w:noBreakHyphen/>
-      </w:r>
-      <w:r>
-        <w:t xml:space="preserve">12 requires the chief administrative officer of an agency (here, Superintendent Walters) to provide advance written notice to and consult with the agency’s cabinet secretary (here, the Secretary of Education, see 70 O.S. § 3</w:t>
-      </w:r>
-      <w:r>
-        <w:noBreakHyphen/>
-      </w:r>
-      <w:r>
-        <w:t xml:space="preserve">118) before making any “non-emergency purchase(s) that exceed $25,000.00.” OAC § 1:2023</w:t>
-      </w:r>
-      <w:r>
-        <w:noBreakHyphen/>
-      </w:r>
-      <w:r>
-        <w:t xml:space="preserve">12(2) (footnote omitted). There is no evidence or public record that Superintendent Walters attempted to do this either.</w:t>
-      </w:r>
-    </w:p>
-    <w:p>
-      <w:pPr>
-        <w:pStyle w:val="BodyText"/>
-      </w:pPr>
-      <w:r>
-        <w:t xml:space="preserve">118. The Bible RFP also violates state procurement requirements. State-agency purchases in amounts higher than $250,000 must be conducted through competitive bidding and “shall be awarded to the lowest and best, or best value, bidder or bidders.” 74 O.S. § 85.7(A)⁠(1)⁠(b), (B). “It is the policy of the State to make acquisitions from suppliers through a competitive selection process that is fair, open and objective in order to achieve optimum value, quality and serve the best interest of the taxpayers.” OAC § 260:115</w:t>
-      </w:r>
-      <w:r>
-        <w:noBreakHyphen/>
-      </w:r>
-      <w:r>
-        <w:t xml:space="preserve">1</w:t>
-      </w:r>
-      <w:r>
-        <w:noBreakHyphen/>
-      </w:r>
-      <w:r>
-        <w:t xml:space="preserve">1(a). But the RFP has been gerrymandered to favor one or two specific and very expensive suppliers.</w:t>
-      </w:r>
-    </w:p>
-    <w:p>
-      <w:pPr>
-        <w:pStyle w:val="BodyText"/>
-      </w:pPr>
-      <w:r>
-        <w:t xml:space="preserve">119. Instead of asking for bids to provide any kind of Bibles, Respondents have requested King James Version Bibles, that have no commentary, that are bound with leather or leatherlike material, and that either contain or are accompanied by durably bound (separately or together) copies of the Pledge of Allegiance, Declaration of Independence, Constitution, and Bill of Rights. (RFP, PA87–88.) Moreover, the RFP requires 55,000 copies of these Bibles to be delivered to all the school districts in the state within two weeks of the contract-award date. (PA87.) Petitioners are aware of only two manufacturers that supply King James Version Bibles that are bound in leather or leather-like material and contain the Pledge of Allegiance, Declaration of Independence, Constitution, and Bill of Rights: (1) the supplier of the “God Bless the USA Bible,” which costs $59.99 (see Home, God Bless the USA Bible, https://bit.ly/3zSa2yj (last visited Oct. 16, 2024)); and (2) the supplier of the “We the People Bible,” which costs $89.99 (see We the People: Single Bible, America Superstore, https://bit.ly/3Y6MFZV (last visited Oct. 16, 2024)). Petitioners are not aware of any vendor that supplies copies of the Pledge of Allegiance, Declaration of Independence, Constitution, and Bill of Rights that are bound together—or are each bound separately—in durable material.</w:t>
-      </w:r>
-    </w:p>
-    <w:p>
-      <w:pPr>
-        <w:pStyle w:val="BodyText"/>
-      </w:pPr>
-      <w:r>
-        <w:t xml:space="preserve">120. It seems highly unlikely that anyone could fulfill the requirements of the RFP other than the suppliers of the God Bless the USA Bible and the We the People Bible, especially on the timeframe required by the RFP. And dividing the $3 million that Superintendent Walters said he plans to spend on Bibles in the current fiscal year by the 55,000 copies requested in the RFP results in a price of $54.55 per Bible, which would represent a small volume discount from the normal $59.99 price of the God Bless the USA Bible, and suggests that the Department of Education Respondents prepared the specifications of the RFP with the intent and expectation that the supplier of the God Bless the USA Bible would be the winning bidder. In comparison, other Bibles can be purchased for as little as $3.49 per Bible. See, e.g., KJV Outreach Bible, Christianbook, https://bit.ly/3U8fp3g (last visited Oct. 16, 2024). And the Bible is available on the internet for free. See Get a free Bible for your phone and tablet, YouVersion, https://www.bible.com/ (last visited Oct. 16, 2024).</w:t>
+        <w:t xml:space="preserve">12 requires the chief administrative officer of an agency (here, Superintendent Walters) to provide advance written notice to and consult with the agency’s cabinet secretary (here, the Secretary of Education, see 70 O.S. § 3-⁠118) before making any “non-emergency purchase(s) that exceed $25,000.00.” OAC § 1:2023-⁠12(2) (footnote omitted). There is no evidence or public record that Superintendent Walters attempted to do this either.</w:t>
+      </w:r>
+    </w:p>
+    <w:p>
+      <w:pPr>
+        <w:pStyle w:val="BodyText"/>
+      </w:pPr>
+      <w:r>
+        <w:t xml:space="preserve">118. The Bible RFP also violates state procurement requirements. State-agency purchases in amounts higher than $250,000 must be conducted through competitive bidding and “shall be awarded to the lowest and best, or best value, bidder or bidders.” 74 O.S. § 85.7(A)⁠(1)⁠(b), (B). “It is the policy of the State to make acquisitions from suppliers through a competitive selection process that is fair, open and objective in order to achieve optimum value, quality and serve the best interest of the taxpayers.” OAC § 260:115-⁠1-⁠1(a). But the RFP has been gerrymandered to favor one or two specific and very expensive suppliers.</w:t>
+      </w:r>
+    </w:p>
+    <w:p>
+      <w:pPr>
+        <w:pStyle w:val="BodyText"/>
+      </w:pPr>
+      <w:r>
+        <w:t xml:space="preserve">119. Instead of asking for bids to provide any kind of Bibles, Respondents have requested King James Version Bibles, that have no commentary, that are bound with leather or leatherlike material, and that either contain or are accompanied by durably bound (separately or together) copies of the Pledge of Allegiance, Declaration of Independence, Constitution, and Bill of Rights. (RFP, PA87–88.) Moreover, the RFP requires 55,000 copies of these Bibles to be delivered to all the school districts in the state within two weeks of the contract-award date. (PA87.) Petitioners are aware of only two manufacturers that supply King James Version Bibles that are bound in leather or leather-like material and contain the Pledge of Allegiance, Declaration of Independence, Constitution, and Bill of Rights: (1) the supplier of the “God Bless the USA Bible,” which costs $59.99 (see Home, God Bless the USA Bible, https://​bit.​ly/​3zSa2yj (last visited Oct. 16, 2024)); and (2) the supplier of the “We the People Bible,” which costs $89.99 (see We the People: Single Bible, America Superstore, https://​bit.​ly/​3Y6MFZV (last visited Oct. 16, 2024)). Petitioners are not aware of any vendor that supplies copies of the Pledge of Allegiance, Declaration of Independence, Constitution, and Bill of Rights that are bound together—or are each bound separately—in durable material.</w:t>
+      </w:r>
+    </w:p>
+    <w:p>
+      <w:pPr>
+        <w:pStyle w:val="BodyText"/>
+      </w:pPr>
+      <w:r>
+        <w:t xml:space="preserve">120. It seems highly unlikely that anyone could fulfill the requirements of the RFP other than the suppliers of the God Bless the USA Bible and the We the People Bible, especially on the timeframe required by the RFP. And dividing the $3 million that Superintendent Walters said he plans to spend on Bibles in the current fiscal year by the 55,000 copies requested in the RFP results in a price of $54.55 per Bible, which would represent a small volume discount from the normal $59.99 price of the God Bless the USA Bible, and suggests that the Department of Education Respondents prepared the specifications of the RFP with the intent and expectation that the supplier of the God Bless the USA Bible would be the winning bidder. In comparison, other Bibles can be purchased for as little as $3.49 per Bible. See, e.g., KJV Outreach Bible, Christianbook, https://​bit.​ly/​3U8fp3g (last visited Oct. 16, 2024). And the Bible is available on the internet for free. See Get a free Bible for your phone and tablet, YouVersion, https://​www.​bible.​com/ (last visited Oct. 16, 2024).</w:t>
       </w:r>
     </w:p>
     <w:p>
@@ -8338,6 +8164,7 @@
     <w:unhideWhenUsed/>
     <w:qFormat/>
     <w:pPr>
+      <w:keepLines/>
       <w:spacing w:before="0" w:after="120" w:line="253" w:lineRule="exact"/>
     </w:pPr>
     <w:rPr>
@@ -8588,6 +8415,33 @@
     <w:pPr>
       <w:spacing w:before="0" w:after="0" w:line="552" w:lineRule="exact"/>
       <w:ind w:left="2160" w:hanging="720"/>
+    </w:pPr>
+  </w:style>
+  <w:style w:type="paragraph" w:customStyle="1" w:styleId="XdQuoteList1">
+    <w:name w:val="Xd Quote List 1"/>
+    <w:basedOn w:val="Normal"/>
+    <w:qFormat/>
+    <w:pPr>
+      <w:spacing w:before="0" w:after="0" w:line="276" w:lineRule="exact"/>
+      <w:ind w:left="1440" w:right="720" w:hanging="720"/>
+    </w:pPr>
+  </w:style>
+  <w:style w:type="paragraph" w:customStyle="1" w:styleId="XdQuoteList2">
+    <w:name w:val="Xd Quote List 2"/>
+    <w:basedOn w:val="Normal"/>
+    <w:qFormat/>
+    <w:pPr>
+      <w:spacing w:before="0" w:after="0" w:line="276" w:lineRule="exact"/>
+      <w:ind w:left="2160" w:right="720" w:hanging="720"/>
+    </w:pPr>
+  </w:style>
+  <w:style w:type="paragraph" w:customStyle="1" w:styleId="XdQuoteList3">
+    <w:name w:val="Xd Quote List 3"/>
+    <w:basedOn w:val="Normal"/>
+    <w:qFormat/>
+    <w:pPr>
+      <w:spacing w:before="0" w:after="0" w:line="276" w:lineRule="exact"/>
+      <w:ind w:left="2880" w:right="720" w:hanging="720"/>
     </w:pPr>
   </w:style>
   <w:style w:type="paragraph" w:customStyle="1" w:styleId="SourceCode">

--- a/courts/tenth-circuit/oklahoma/state/supreme-court/petition-for-writ/usage/OUTPUT-petition-for-writ.docx
+++ b/courts/tenth-circuit/oklahoma/state/supreme-court/petition-for-writ/usage/OUTPUT-petition-for-writ.docx
@@ -4908,7 +4908,7 @@
         <w:pStyle w:val="BodyText"/>
       </w:pPr>
       <w:r>
-        <w:t xml:space="preserve">1. On June 27, 2024, Oklahoma State Superintendent of Public Instruction Ryan Walters issued to all Oklahoma public-school superintendents a memorandum entitled “Immediate Implementation of Foundational Texts in Curriculum.” This directive orders all Oklahoma public schools to “incorporate the Bible, which includes the Ten Commandments, as an instructional support into the curriculum across specified grade levels, e.g., grades 5 through 12.” It further states, “Adherence to this mandate is compulsory. . . . Immediate and strict compliance is expected.”</w:t>
+        <w:t xml:space="preserve">1. On June 27, 2024, Oklahoma State Superintendent of Public Instruction Ryan Walters issued to all Oklahoma public-school superintendents a memorandum entitled “Immediate Implementation of Foundational Texts in Curriculum.” This directive orders all Oklahoma public schools to “incorporate the Bible, which includes the Ten Commandments, as an instructional support into the curriculum across specified grade levels, e.g., grades 5 through 12.” It further states, “Adherence to this mandate is compulsory. ⁠. ⁠. ⁠. Immediate and strict compliance is expected.”</w:t>
       </w:r>
     </w:p>
     <w:p>
@@ -6304,7 +6304,7 @@
         <w:pStyle w:val="BodyText"/>
       </w:pPr>
       <w:r>
-        <w:t xml:space="preserve">83. Respondent Amanda Otis is the State Purchasing Director of OMES. She is sued in her official capacity. The Purchasing Director is the administrative head of the Purchasing Division. 74 O.S. § 85.3(A). The Purchasing Director has the “sole and exclusive authority and responsibility for all acquisitions by state agencies.” 74 O.S. § 85.5(A). “All activities of any state agency, department, or institution relating to purchasing shall be under the direction of the Purchasing Division . . . .” 74 O.S. § 85.3(D).</w:t>
+        <w:t xml:space="preserve">83. Respondent Amanda Otis is the State Purchasing Director of OMES. She is sued in her official capacity. The Purchasing Director is the administrative head of the Purchasing Division. 74 O.S. § 85.3(A). The Purchasing Director has the “sole and exclusive authority and responsibility for all acquisitions by state agencies.” 74 O.S. § 85.5(A). “All activities of any state agency, department, or institution relating to purchasing shall be under the direction of the Purchasing Division ⁠. ⁠. ⁠. ⁠.” 74 O.S. § 85.3(D).</w:t>
       </w:r>
     </w:p>
     <w:p>
@@ -6344,7 +6344,7 @@
         <w:pStyle w:val="BodyText"/>
       </w:pPr>
       <w:r>
-        <w:t xml:space="preserve">86. On June 27, 2024, Superintendent Walters issued a memorandum to all Oklahoma public-school superintendents, entitled “Immediate Implementation of Foundational Texts in Curriculum.” (PA4.) The June 27 memorandum orders all Oklahoma public schools to “immediately . . . incorporate the Bible, which includes the Ten Commandments, as an instructional support into the curriculum across specified grade levels, e.g., grades 5 through 12.” (PA4.) It further states, “Adherence to this mandate is compulsory. . . . Immediate and strict compliance is expected.” (PA4.)</w:t>
+        <w:t xml:space="preserve">86. On June 27, 2024, Superintendent Walters issued a memorandum to all Oklahoma public-school superintendents, entitled “Immediate Implementation of Foundational Texts in Curriculum.” (PA4.) The June 27 memorandum orders all Oklahoma public schools to “immediately ⁠. ⁠. ⁠. incorporate the Bible, which includes the Ten Commandments, as an instructional support into the curriculum across specified grade levels, e.g., grades 5 through 12.” (PA4.) It further states, “Adherence to this mandate is compulsory. ⁠. ⁠. ⁠. Immediate and strict compliance is expected.” (PA4.)</w:t>
       </w:r>
     </w:p>
     <w:p>
@@ -6436,15 +6436,15 @@
         <w:pStyle w:val="BodyText"/>
       </w:pPr>
       <w:r>
-        <w:t xml:space="preserve">92. At State Board of Education meetings and in interviews with the media, Superintendent Walters has repeatedly emphasized that the Department will strictly enforce the Bible Education Mandate. For example, at a June 27 Board meeting, Superintendent Walters stated, “every school district will adhere to” the Mandate and “every teacher, every classroom in the state will have a Bible in the classroom and will be teaching from the Bible in the classroom . . . .” (Meeting Tr., PA14.) In a July 1, 2024 interview with PBS NewsHour, Walters stated, “If teachers don’t want to teach it, they are compelled to teach it, or they can find another job.” (Interview Tr., PA17.) In a July 24, 2024 press release, Walters stated, “Some Oklahoma educators have indicated they won’t follow the law and Oklahoma standards, so let me be clear: they will comply, and I will use every means to make sure of it.” (PA6.) In a July 28, 2024 interview on Fox and Friends Weekend, Walters stated, referring to Bible instruction, “I’m going to tell these woke administrators, if they’re going to break the law and not teach it, they can go to California because . . . here in Oklahoma schools, we’re going to make sure that history is taught.” (Interview Tr., PA20.) At a July 31, 2024 Board meeting, Superintendent Walters stated that certain “rogue administrators” had “come out and said that they’re not going to . . . teach the Bible because they don’t agree with it,” and added, “So now dealing with these districts, that want to break state law, want to lie to kids and indoctrinate kids by not including the Bible in its historical context . . . It’s outrageous, we will not allow it. So just because they don’t like it . . . doesn’t mean that they won’t do it. We will enforce the law. They will be held accountable.” (Meeting Tr., PA23.)</w:t>
-      </w:r>
-    </w:p>
-    <w:p>
-      <w:pPr>
-        <w:pStyle w:val="BodyText"/>
-      </w:pPr>
-      <w:r>
-        <w:t xml:space="preserve">93. During its September 26, 2024 meeting, the Oklahoma State Board of Education approved a $3 million budget request for the fiscal year starting on July 1, 2025, and ending on June 30, 2026, “to provide Bibles to the Oklahoma classrooms.” (Meeting Tr., PA26.) During that Board meeting, Superintendent Walters stated that this “three-million-dollar ask . . . would be in conjunction with the three million dollars that we’re putting forth currently to provide Bibles in the classroom. So this would give us the ability to utilize six million dollars in less than two years to ensure that the Bible hasn’t been driven out of Oklahoma classrooms . . . .” (Meeting Tr., PA26.) At that meeting, Walters indicated that he would be issuing a Request for Proposal for the spending of the initial $3 million during the current fiscal year. (Meeting Tr., PA26.) He added that the Bibles that would be purchased with these funds and provided to school districts would be King James Version Bibles that do not have commentary. (Meeting Tr., PA26.) The King James Version of the Bible is a Protestant version that is different from the Bibles typically used by Catholics and Jews. See, e.g., Tudor v. Bd. of Educ, 100 A.2d 857, 864–66 (N.J. 1953); Joan DelFattore, What Is Past Is Prelude: Newdow and the Evolution of Thought on Religious Affirmations in Public Schools, 8 U. Pa. J. Const. L. 641, 663–69 (2006); Schools and School Districts—Reading Bible in Public Schools, 24 Harv. L. Rev. 160 (1910).</w:t>
+        <w:t xml:space="preserve">92. At State Board of Education meetings and in interviews with the media, Superintendent Walters has repeatedly emphasized that the Department will strictly enforce the Bible Education Mandate. For example, at a June 27 Board meeting, Superintendent Walters stated, “every school district will adhere to” the Mandate and “every teacher, every classroom in the state will have a Bible in the classroom and will be teaching from the Bible in the classroom ⁠. ⁠. ⁠. ⁠.” (Meeting Tr., PA14.) In a July 1, 2024 interview with PBS NewsHour, Walters stated, “If teachers don’t want to teach it, they are compelled to teach it, or they can find another job.” (Interview Tr., PA17.) In a July 24, 2024 press release, Walters stated, “Some Oklahoma educators have indicated they won’t follow the law and Oklahoma standards, so let me be clear: they will comply, and I will use every means to make sure of it.” (PA6.) In a July 28, 2024 interview on Fox and Friends Weekend, Walters stated, referring to Bible instruction, “I’m going to tell these woke administrators, if they’re going to break the law and not teach it, they can go to California because ⁠. ⁠. ⁠. here in Oklahoma schools, we’re going to make sure that history is taught.” (Interview Tr., PA20.) At a July 31, 2024 Board meeting, Superintendent Walters stated that certain “rogue administrators” had “come out and said that they’re not going to ⁠. ⁠. ⁠. teach the Bible because they don’t agree with it,” and added, “So now dealing with these districts, that want to break state law, want to lie to kids and indoctrinate kids by not including the Bible in its historical context ⁠. ⁠. ⁠. It’s outrageous, we will not allow it. So just because they don’t like it ⁠. ⁠. ⁠. doesn’t mean that they won’t do it. We will enforce the law. They will be held accountable.” (Meeting Tr., PA23.)</w:t>
+      </w:r>
+    </w:p>
+    <w:p>
+      <w:pPr>
+        <w:pStyle w:val="BodyText"/>
+      </w:pPr>
+      <w:r>
+        <w:t xml:space="preserve">93. During its September 26, 2024 meeting, the Oklahoma State Board of Education approved a $3 million budget request for the fiscal year starting on July 1, 2025, and ending on June 30, 2026, “to provide Bibles to the Oklahoma classrooms.” (Meeting Tr., PA26.) During that Board meeting, Superintendent Walters stated that this “three-million-dollar ask ⁠. ⁠. ⁠. would be in conjunction with the three million dollars that we’re putting forth currently to provide Bibles in the classroom. So this would give us the ability to utilize six million dollars in less than two years to ensure that the Bible hasn’t been driven out of Oklahoma classrooms ⁠. ⁠. ⁠. ⁠.” (Meeting Tr., PA26.) At that meeting, Walters indicated that he would be issuing a Request for Proposal for the spending of the initial $3 million during the current fiscal year. (Meeting Tr., PA26.) He added that the Bibles that would be purchased with these funds and provided to school districts would be King James Version Bibles that do not have commentary. (Meeting Tr., PA26.) The King James Version of the Bible is a Protestant version that is different from the Bibles typically used by Catholics and Jews. See, e.g., Tudor v. Bd. of Educ, 100 A.2d 857, 864–66 (N.J. 1953); Joan DelFattore, What Is Past Is Prelude: Newdow and the Evolution of Thought on Religious Affirmations in Public Schools, 8 U. Pa. J. Const. L. 641, 663–69 (2006); Schools and School Districts—Reading Bible in Public Schools, 24 Harv. L. Rev. 160 (1910).</w:t>
       </w:r>
     </w:p>
     <w:p>
@@ -6748,7 +6748,7 @@
         <w:pStyle w:val="BodyText"/>
       </w:pPr>
       <w:r>
-        <w:t xml:space="preserve">105. This Court also has authority to exercise jurisdiction over this case. Section 4 of Article VII of the Oklahoma Constitution grants this Court “general superintending control over . . . all Agencies, Commissions, and Boards created by law.” The OAPA grants a right to bring suit to challenge an agency’s rule when the rule harms or threatens to harm the petitioner (75 O.S. § 306(A)), and the OAPA confirms this Court’s authority to declare agency rules invalid (75 O.S. § 306(C)). The Bible Education Mandate harms Petitioners in numerous ways, including the following: The Mandate orders the teacher petitioners to present instruction that is on religious tenets to which they do not subscribe, that would harm their students, and that would damage their relationships with their students—or face the loss of their jobs and teaching licenses if they refuse. The Mandate subjects the student petitioners to instruction on religious beliefs to which they do not adhere. The Mandate interferes with the parent plaintiffs’ right to direct the religious and moral upbringing of their children. The tax payments of all the adult petitioners will be unlawfully spent on Bibles over their objections. Petitioners sue both under the OAPA and in their capacities as taxpayers.</w:t>
+        <w:t xml:space="preserve">105. This Court also has authority to exercise jurisdiction over this case. Section 4 of Article VII of the Oklahoma Constitution grants this Court “general superintending control over ⁠. ⁠. ⁠. all Agencies, Commissions, and Boards created by law.” The OAPA grants a right to bring suit to challenge an agency’s rule when the rule harms or threatens to harm the petitioner (75 O.S. § 306(A)), and the OAPA confirms this Court’s authority to declare agency rules invalid (75 O.S. § 306(C)). The Bible Education Mandate harms Petitioners in numerous ways, including the following: The Mandate orders the teacher petitioners to present instruction that is on religious tenets to which they do not subscribe, that would harm their students, and that would damage their relationships with their students—or face the loss of their jobs and teaching licenses if they refuse. The Mandate subjects the student petitioners to instruction on religious beliefs to which they do not adhere. The Mandate interferes with the parent plaintiffs’ right to direct the religious and moral upbringing of their children. The tax payments of all the adult petitioners will be unlawfully spent on Bibles over their objections. Petitioners sue both under the OAPA and in their capacities as taxpayers.</w:t>
       </w:r>
     </w:p>
     <w:p>
@@ -6810,7 +6810,7 @@
         <w:pStyle w:val="BodyText"/>
       </w:pPr>
       <w:r>
-        <w:t xml:space="preserve">109. In issuing the Bible Education Mandate, the Department of Education Respondents did not “faithfully follow[]” “the laws and administrative rules relating to the adoption, review and promulgation of . . . rules” (75 O.S. § 306(C)⁠(4)). These requirements include that the agency issuing the rule give notice through the Oklahoma Register (see 75 O.S. § 303(A)⁠(1)), allow for a comment period (see 75 O.S. § 303(A)⁠(2)), take into account certain considerations (see 75 O.S. § 303(A)⁠(4)-⁠(5)), forward copies of the rule to the governor and legislative leaders (see 75 O.S. § 303.1(A)), file the newly adopted or amended rule with the Secretary of State (see 75 O.S. §§ 250.3(19), 251(B)⁠(1)), and prepare a summary of the rule (see 75 O.S. § 251(B)⁠(2)⁠(f)). The Department of Education Respondents did not even attempt to do any of these things. See Search Oklahoma Registers, Okla. Sec’y of State Admin. Rules, https://​bit.​ly/​4h5q74f (last visited Oct. 16, 2024).</w:t>
+        <w:t xml:space="preserve">109. In issuing the Bible Education Mandate, the Department of Education Respondents did not “faithfully follow[]” “the laws and administrative rules relating to the adoption, review and promulgation of ⁠. ⁠. ⁠. rules” (75 O.S. § 306(C)⁠(4)). These requirements include that the agency issuing the rule give notice through the Oklahoma Register (see 75 O.S. § 303(A)⁠(1)), allow for a comment period (see 75 O.S. § 303(A)⁠(2)), take into account certain considerations (see 75 O.S. § 303(A)⁠(4)-⁠(5)), forward copies of the rule to the governor and legislative leaders (see 75 O.S. § 303.1(A)), file the newly adopted or amended rule with the Secretary of State (see 75 O.S. §§ 250.3(19), 251(B)⁠(1)), and prepare a summary of the rule (see 75 O.S. § 251(B)⁠(2)⁠(f)). The Department of Education Respondents did not even attempt to do any of these things. See Search Oklahoma Registers, Okla. Sec’y of State Admin. Rules, https://​bit.​ly/​4h5q74f (last visited Oct. 16, 2024).</w:t>
       </w:r>
     </w:p>
     <w:p>

--- a/courts/tenth-circuit/oklahoma/state/supreme-court/petition-for-writ/usage/OUTPUT-petition-for-writ.docx
+++ b/courts/tenth-circuit/oklahoma/state/supreme-court/petition-for-writ/usage/OUTPUT-petition-for-writ.docx
@@ -6376,43 +6376,7 @@
         <w:pStyle w:val="BodyText"/>
       </w:pPr>
       <w:r>
-        <w:t xml:space="preserve">89. Oklahoma public-school curricula are guided by the Oklahoma Academic Standards—a set of educational benchmarks for each grade in each subject-matter area, which must be adopted by the State Board of Education every six years and must be approved by the legislature. See 70 O.S. §§ 11-⁠103.6a, 11</w:t>
-      </w:r>
-      <w:r>
-        <w:noBreakHyphen/>
-      </w:r>
-      <w:r>
-        <w:t xml:space="preserve">103.6a</w:t>
-      </w:r>
-      <w:r>
-        <w:noBreakHyphen/>
-      </w:r>
-      <w:r>
-        <w:t xml:space="preserve">1. The June 27 and July 24 memoranda (collectively, “the Bible Education Mandate”) purport to rely on the 2019 Oklahoma Academic Standards for Social Studies. (See June 27 Mem., PA4; July 24 Mem., PA8.) But those standards do not include any requirement that schools use the Bible as an instructional support or provide the teaching required by the Bible Education Mandate; indeed, the standards do not even mention the Bible or the Ten Commandments. See OAC §§ 210:15-⁠3-⁠104.5 to 210:15</w:t>
-      </w:r>
-      <w:r>
-        <w:noBreakHyphen/>
-      </w:r>
-      <w:r>
-        <w:t xml:space="preserve">3</w:t>
-      </w:r>
-      <w:r>
-        <w:noBreakHyphen/>
-      </w:r>
-      <w:r>
-        <w:t xml:space="preserve">113. The same is true with respect to all other Oklahoma Academic Standards (see OAC §§ 210:15-⁠3-⁠1 to 210:15</w:t>
-      </w:r>
-      <w:r>
-        <w:noBreakHyphen/>
-      </w:r>
-      <w:r>
-        <w:t xml:space="preserve">3</w:t>
-      </w:r>
-      <w:r>
-        <w:noBreakHyphen/>
-      </w:r>
-      <w:r>
-        <w:t xml:space="preserve">209), except for a single reference relating to study of Native American perspectives (OAC § 210:15-⁠3-⁠139(d)).</w:t>
+        <w:t xml:space="preserve">89. Oklahoma public-school curricula are guided by the Oklahoma Academic Standards—a set of educational benchmarks for each grade in each subject-matter area, which must be adopted by the State Board of Education every six years and must be approved by the legislature. See 70 O.S. §§ 11-⁠103.6a, 11-⁠103.6a-⁠1. The June 27 and July 24 memoranda (collectively, “the Bible Education Mandate”) purport to rely on the 2019 Oklahoma Academic Standards for Social Studies. (See June 27 Mem., PA4; July 24 Mem., PA8.) But those standards do not include any requirement that schools use the Bible as an instructional support or provide the teaching required by the Bible Education Mandate; indeed, the standards do not even mention the Bible or the Ten Commandments. See OAC §§ 210:15-⁠3-⁠104.5 to 210:15-⁠3-⁠113. The same is true with respect to all other Oklahoma Academic Standards (see OAC §§ 210:15-⁠3-⁠1 to 210:15-⁠3-⁠209), except for a single reference relating to study of Native American perspectives (OAC § 210:15-⁠3-⁠139(d)).</w:t>
       </w:r>
     </w:p>
     <w:p>
@@ -6556,19 +6520,7 @@
         <w:pStyle w:val="BodyText"/>
       </w:pPr>
       <w:r>
-        <w:t xml:space="preserve">100. Petitioners are aware of only two manufacturers that supply King James Version Bibles that are bound in leather or leather-like material and contain the Pledge of Allegiance, Declaration of Independence, Constitution, and Bill of Rights: (1) the supplier of the “God Bless the USA Bible,” also known as the “Greenwood Bible,” which costs $59.99, and is officially endorsed by a prominent candidate for public office (see Home, God Bless the USA Bible, https://​bit.​ly/​3zSa2yj (last visited Oct. 16, 2024)); and (2) the supplier of the “We the People Bible,” which costs $89.99 (see We the People: Single Bible, America Superstore, https://​bit.​ly/​3Y6MFZV (last visited Oct. 16, 2024)). Petitioners are not aware of any vendor that supplies copies of the Pledge of Allegiance, Declaration of Independence, Constitution, and Bill of Rights that are bound together—or are each bound separately—in durable material. The campaign disclosure of the prominent candidate for public office who endorses the “God Bless the USA Bible” reports that he has earned $300,000 in royalties from that Bible. See Candidate-Report-Donald-J.-Trump</w:t>
-      </w:r>
-      <w:r>
-        <w:noBreakHyphen/>
-      </w:r>
-      <w:r>
-        <w:t xml:space="preserve">2024-Part</w:t>
-      </w:r>
-      <w:r>
-        <w:noBreakHyphen/>
-      </w:r>
-      <w:r>
-        <w:t xml:space="preserve">6, line 22.3, https://​bit.​ly/​3Y4qnI9.</w:t>
+        <w:t xml:space="preserve">100. Petitioners are aware of only two manufacturers that supply King James Version Bibles that are bound in leather or leather-like material and contain the Pledge of Allegiance, Declaration of Independence, Constitution, and Bill of Rights: (1) the supplier of the “God Bless the USA Bible,” also known as the “Greenwood Bible,” which costs $59.99, and is officially endorsed by a prominent candidate for public office (see Home, God Bless the USA Bible, https://​bit.​ly/​3zSa2yj (last visited Oct. 16, 2024)); and (2) the supplier of the “We the People Bible,” which costs $89.99 (see We the People: Single Bible, America Superstore, https://​bit.​ly/​3Y6MFZV (last visited Oct. 16, 2024)). Petitioners are not aware of any vendor that supplies copies of the Pledge of Allegiance, Declaration of Independence, Constitution, and Bill of Rights that are bound together—or are each bound separately—in durable material. The campaign disclosure of the prominent candidate for public office who endorses the “God Bless the USA Bible” reports that he has earned $300,000 in royalties from that Bible. See Candidate-Report-Donald-J.-Trump-⁠2024-Part-⁠6, line 22.3, https://​bit.​ly/​3Y4qnI9.</w:t>
       </w:r>
     </w:p>
     <w:p>
@@ -6728,19 +6680,7 @@
         <w:pStyle w:val="BodyText"/>
       </w:pPr>
       <w:r>
-        <w:t xml:space="preserve">104. Assuming original jurisdiction would also serve judicial economy. Otherwise, multiple challenges to the Bible Education Mandate could be brought or prosecuted in different district courts, and then could be followed by multiple appeals to this Court. Indeed, a lawsuit has been brought pro se to challenge the Bible Education Mandate in Mayes County District Court. The petitioner in that case is not represented by any attorney; no hearing has been set in that case; and the petition asserts only a single constitutional claim, omitting the numerous and determinative statutory grounds Petitioners discuss in detail below. See Price v. Walters, Mayes County Case No. CJ</w:t>
-      </w:r>
-      <w:r>
-        <w:noBreakHyphen/>
-      </w:r>
-      <w:r>
-        <w:t xml:space="preserve">2024</w:t>
-      </w:r>
-      <w:r>
-        <w:noBreakHyphen/>
-      </w:r>
-      <w:r>
-        <w:t xml:space="preserve">00151, Docket (https://​bit.​ly/​3BAwsV5), Complaint (https://​bit.​ly/​4dIlcn5), Motion to Amend Petition/​Complaint (https://​bit.​ly/​3BSm5vV).</w:t>
+        <w:t xml:space="preserve">104. Assuming original jurisdiction would also serve judicial economy. Otherwise, multiple challenges to the Bible Education Mandate could be brought or prosecuted in different district courts, and then could be followed by multiple appeals to this Court. Indeed, a lawsuit has been brought pro se to challenge the Bible Education Mandate in Mayes County District Court. The petitioner in that case is not represented by any attorney; no hearing has been set in that case; and the petition asserts only a single constitutional claim, omitting the numerous and determinative statutory grounds Petitioners discuss in detail below. See Price v. Walters, Mayes County Case No. CJ-⁠2024-⁠00151, Docket (https://​bit.​ly/​3BAwsV5), Complaint (https://​bit.​ly/​4dIlcn5), Motion to Amend Petition/​Complaint (https://​bit.​ly/​3BSm5vV).</w:t>
       </w:r>
     </w:p>
     <w:p>
@@ -6818,51 +6758,15 @@
         <w:pStyle w:val="BodyText"/>
       </w:pPr>
       <w:r>
-        <w:t xml:space="preserve">110. Nor did the Department of Education Respondents follow the procedure for modifying the Oklahoma Academic Standards in promulgating the Bible Education Mandate. These subject-matter standards are a set of educational benchmarks for each grade in each subject-matter area. See 70 O.S. §§ 11-⁠103.6a. The subject-matter standards must be adopted by the State Board of Education every six years and must be approved by the legislature. See 70 O.S. §§ 11-⁠103.6a, 11</w:t>
-      </w:r>
-      <w:r>
-        <w:noBreakHyphen/>
-      </w:r>
-      <w:r>
-        <w:t xml:space="preserve">103.6a</w:t>
-      </w:r>
-      <w:r>
-        <w:noBreakHyphen/>
-      </w:r>
-      <w:r>
-        <w:t xml:space="preserve">1. The subject-matter standards have not been modified through this procedure to incorporate the Bible Education Mandate. See OAC §§ 210:15-⁠3-⁠1 to 210:15</w:t>
-      </w:r>
-      <w:r>
-        <w:noBreakHyphen/>
-      </w:r>
-      <w:r>
-        <w:t xml:space="preserve">3</w:t>
-      </w:r>
-      <w:r>
-        <w:noBreakHyphen/>
-      </w:r>
-      <w:r>
-        <w:t xml:space="preserve">209; Search Oklahoma Registers, Okla. Sec’y of State Admin. Rules, https://​bit.​ly/​4h5q74f (last visited Oct. 16, 2024).</w:t>
-      </w:r>
-    </w:p>
-    <w:p>
-      <w:pPr>
-        <w:pStyle w:val="BodyText"/>
-      </w:pPr>
-      <w:r>
-        <w:t xml:space="preserve">111. Indeed, the Bible is not one of the textbooks or other instructional materials that are on the approved list of state textbooks and curricular materials for the 2024–25 schoolyear. See State Textbook Approved Titles, Okla. State Dep’t of Educ. (last updated Sept. 4, 2024), https://​bit.​ly/​482ColY. The State Textbook Committee, which annually meets to create this list (see 70 O.S. §§ 16-⁠101, 16</w:t>
-      </w:r>
-      <w:r>
-        <w:noBreakHyphen/>
-      </w:r>
-      <w:r>
-        <w:t xml:space="preserve">102), never included the Bible in it. In any event, while school districts may use textbooks from the list, they are not required to use any particular textbook on it, and they can choose to use textbooks and supplemental materials that are not on the list. See 70 O.S. §§ 16-⁠111, 16</w:t>
-      </w:r>
-      <w:r>
-        <w:noBreakHyphen/>
-      </w:r>
-      <w:r>
-        <w:t xml:space="preserve">111.1.</w:t>
+        <w:t xml:space="preserve">110. Nor did the Department of Education Respondents follow the procedure for modifying the Oklahoma Academic Standards in promulgating the Bible Education Mandate. These subject-matter standards are a set of educational benchmarks for each grade in each subject-matter area. See 70 O.S. §§ 11-⁠103.6a. The subject-matter standards must be adopted by the State Board of Education every six years and must be approved by the legislature. See 70 O.S. §§ 11-⁠103.6a, 11-⁠103.6a-⁠1. The subject-matter standards have not been modified through this procedure to incorporate the Bible Education Mandate. See OAC §§ 210:15-⁠3-⁠1 to 210:15-⁠3-⁠209; Search Oklahoma Registers, Okla. Sec’y of State Admin. Rules, https://​bit.​ly/​4h5q74f (last visited Oct. 16, 2024).</w:t>
+      </w:r>
+    </w:p>
+    <w:p>
+      <w:pPr>
+        <w:pStyle w:val="BodyText"/>
+      </w:pPr>
+      <w:r>
+        <w:t xml:space="preserve">111. Indeed, the Bible is not one of the textbooks or other instructional materials that are on the approved list of state textbooks and curricular materials for the 2024–25 schoolyear. See State Textbook Approved Titles, Okla. State Dep’t of Educ. (last updated Sept. 4, 2024), https://​bit.​ly/​482ColY. The State Textbook Committee, which annually meets to create this list (see 70 O.S. §§ 16-⁠101, 16-⁠102), never included the Bible in it. In any event, while school districts may use textbooks from the list, they are not required to use any particular textbook on it, and they can choose to use textbooks and supplemental materials that are not on the list. See 70 O.S. §§ 16-⁠111, 16-⁠111.1.</w:t>
       </w:r>
     </w:p>
     <w:p>
@@ -6878,13 +6782,7 @@
         <w:pStyle w:val="BodyText"/>
       </w:pPr>
       <w:r>
-        <w:t xml:space="preserve">113. For the above-stated reasons, the Bible Education Mandate also violates the OAPA’s requirements that “the agency possessed the authority to promulgate the rule” and “that the rule is consistent with any statute authorizing or controlling its issuance and does not exceed statutory authority” (75 O.S. §§ 306(C)⁠(1)–⁠(2)). And even aside from those reasons, nothing in the statutes that set forth the powers of the Department of Education Respondents gave them authority to promulgate the Bible Education Mandate. Those statutes simply contain nothing that would authorize the Department of Education Respondents to require school districts to include any particular text in their curriculum. See 70 O.S. §§ 3-⁠104, 3</w:t>
-      </w:r>
-      <w:r>
-        <w:noBreakHyphen/>
-      </w:r>
-      <w:r>
-        <w:t xml:space="preserve">107, 3107.1.</w:t>
+        <w:t xml:space="preserve">113. For the above-stated reasons, the Bible Education Mandate also violates the OAPA’s requirements that “the agency possessed the authority to promulgate the rule” and “that the rule is consistent with any statute authorizing or controlling its issuance and does not exceed statutory authority” (75 O.S. §§ 306(C)⁠(1)–⁠(2)). And even aside from those reasons, nothing in the statutes that set forth the powers of the Department of Education Respondents gave them authority to promulgate the Bible Education Mandate. Those statutes simply contain nothing that would authorize the Department of Education Respondents to require school districts to include any particular text in their curriculum. See 70 O.S. §§ 3-⁠104, 3-⁠107, 3107.1.</w:t>
       </w:r>
     </w:p>
     <w:p>
@@ -6900,31 +6798,7 @@
         <w:pStyle w:val="BodyText"/>
       </w:pPr>
       <w:r>
-        <w:t xml:space="preserve">115. The Department of Education Respondents have no authority to spend state funds on Bibles. Nothing in the legislatively approved budget for the current fiscal year authorizes them to spend state funds on Bibles. See 2024 Okla. Sess. Laws Ch. 379 §§ 1–⁠47. Though the budget does appropriate a specific sum of money “for the purchase of textbooks” (id. § 13), “[a]ll monies allocated for the purchase of textbooks shall be sent directly to the school districts.” 70 O.S. § 16-⁠113(A); accord 70 O.S. § 16-⁠114.1 (“funds appropriated for the purchase of textbooks shall be apportioned by the State Board of Education to each school district”). No provision in the budget (see 2024 Okla. Sess. Laws Ch. 379 §§ 1–⁠47) or in the statutes governing the authority of the Department of Education Respondents (see 70 O.S. §§ 3-⁠104, 3</w:t>
-      </w:r>
-      <w:r>
-        <w:noBreakHyphen/>
-      </w:r>
-      <w:r>
-        <w:t xml:space="preserve">107, 3</w:t>
-      </w:r>
-      <w:r>
-        <w:noBreakHyphen/>
-      </w:r>
-      <w:r>
-        <w:t xml:space="preserve">107.1) authorizes them to buy instructional materials themselves. Indeed, it would make no sense and be wasteful for the Department of Education Respondents to be able to do so, as school districts have the authority to select what materials to use and could simply decline to use materials that are offered to them (see 70 O.S. § 11-⁠103.6a(F), 16</w:t>
-      </w:r>
-      <w:r>
-        <w:noBreakHyphen/>
-      </w:r>
-      <w:r>
-        <w:t xml:space="preserve">111, 16</w:t>
-      </w:r>
-      <w:r>
-        <w:noBreakHyphen/>
-      </w:r>
-      <w:r>
-        <w:t xml:space="preserve">111.1).</w:t>
+        <w:t xml:space="preserve">115. The Department of Education Respondents have no authority to spend state funds on Bibles. Nothing in the legislatively approved budget for the current fiscal year authorizes them to spend state funds on Bibles. See 2024 Okla. Sess. Laws Ch. 379 §§ 1–⁠47. Though the budget does appropriate a specific sum of money “for the purchase of textbooks” (id. § 13), “[a]ll monies allocated for the purchase of textbooks shall be sent directly to the school districts.” 70 O.S. § 16-⁠113(A); accord 70 O.S. § 16-⁠114.1 (“funds appropriated for the purchase of textbooks shall be apportioned by the State Board of Education to each school district”). No provision in the budget (see 2024 Okla. Sess. Laws Ch. 379 §§ 1–⁠47) or in the statutes governing the authority of the Department of Education Respondents (see 70 O.S. §§ 3-⁠104, 3-⁠107, 3-⁠107.1) authorizes them to buy instructional materials themselves. Indeed, it would make no sense and be wasteful for the Department of Education Respondents to be able to do so, as school districts have the authority to select what materials to use and could simply decline to use materials that are offered to them (see 70 O.S. § 11-⁠103.6a(F), 16-⁠111, 16-⁠111.1).</w:t>
       </w:r>
     </w:p>
     <w:p>
@@ -6940,13 +6814,7 @@
         <w:pStyle w:val="BodyText"/>
       </w:pPr>
       <w:r>
-        <w:t xml:space="preserve">117. Furthermore, Executive Order 2023</w:t>
-      </w:r>
-      <w:r>
-        <w:noBreakHyphen/>
-      </w:r>
-      <w:r>
-        <w:t xml:space="preserve">12 requires the chief administrative officer of an agency (here, Superintendent Walters) to provide advance written notice to and consult with the agency’s cabinet secretary (here, the Secretary of Education, see 70 O.S. § 3-⁠118) before making any “non-emergency purchase(s) that exceed $25,000.00.” OAC § 1:2023-⁠12(2) (footnote omitted). There is no evidence or public record that Superintendent Walters attempted to do this either.</w:t>
+        <w:t xml:space="preserve">117. Furthermore, Executive Order 2023-⁠12 requires the chief administrative officer of an agency (here, Superintendent Walters) to provide advance written notice to and consult with the agency’s cabinet secretary (here, the Secretary of Education, see 70 O.S. § 3-⁠118) before making any “non-emergency purchase(s) that exceed $25,000.00.” OAC § 1:2023-⁠12(2) (footnote omitted). There is no evidence or public record that Superintendent Walters attempted to do this either.</w:t>
       </w:r>
     </w:p>
     <w:p>
@@ -7286,9 +7154,7 @@
               <w:t xml:space="preserve"> </w:t>
             </w:r>
             <w:r>
-              <w:t xml:space="preserve">850</w:t>
-              <w:noBreakHyphen/>
-              <w:t xml:space="preserve">8792</w:t>
+              <w:t xml:space="preserve">850-⁠8792</w:t>
             </w:r>
           </w:p>
           <w:p>
@@ -8165,7 +8031,7 @@
     <w:qFormat/>
     <w:pPr>
       <w:keepLines/>
-      <w:spacing w:before="0" w:after="120" w:line="253" w:lineRule="exact"/>
+      <w:spacing w:before="26" w:after="120" w:line="253" w:lineRule="exact"/>
     </w:pPr>
     <w:rPr>
       <w:sz w:val="22"/>
